--- a/svoyo-delo/대본/6부/13화_Lyudi.docx
+++ b/svoyo-delo/대본/6부/13화_Lyudi.docx
@@ -631,7 +631,7 @@
         <w:t xml:space="preserve"> </w:t>
       </w:r>
       <w:r>
-        <w:t xml:space="preserve">- 규칙: 지문 없음. 전 화 100% 「화자명: 대사」. 1턴 18단어 이내 + 긴 턴 10~15회(30~55단어). 문법 초점(B2+): 무인칭·부정(Нарушений не выявлено; Списка не будет), 가정법(Если бы подписали все — я бы испугался), 피동 형동사(Устранено организацией), 대조(Цифры — сверху. Правда — снизу).</w:t>
+        <w:t xml:space="preserve">- 규칙: 지문 없음. 전 화 100% 「화자명: 대사」. 1턴 24단어 이내 + 긴 턴 10~15회(35~60단어). 문법 초점(B2+): 무인칭·부정(Нарушений не выявлено; Списка не будет), 가정법(Если бы подписали все — я бы испугался), 피동 형동사(Устранено организацией), 대조(Цифры — сверху. Правда — снизу).</w:t>
       </w:r>
       <w:r>
         <w:t xml:space="preserve"> </w:t>
@@ -814,119 +814,119 @@
         <w:pStyle w:val="FirstParagraph"/>
       </w:pPr>
       <w:r>
-        <w:t xml:space="preserve">IRINA: Май закрыт. Читаю один раз. Минус миллион шестьсот.</w:t>
-      </w:r>
-    </w:p>
-    <w:p>
-      <w:pPr>
-        <w:pStyle w:val="BodyText"/>
-      </w:pPr>
-      <w:r>
-        <w:t xml:space="preserve">ALEKSEY: Миллион шестьсот. Не четыре.</w:t>
-      </w:r>
-    </w:p>
-    <w:p>
-      <w:pPr>
-        <w:pStyle w:val="BodyText"/>
-      </w:pPr>
-      <w:r>
-        <w:t xml:space="preserve">IRINA: Не четыре. Триггер не сработал. Списка не будет. Отсрочка банка плюс март без Глеба.</w:t>
-      </w:r>
-    </w:p>
-    <w:p>
-      <w:pPr>
-        <w:pStyle w:val="BodyText"/>
-      </w:pPr>
-      <w:r>
-        <w:t xml:space="preserve">OLGA: И ещё новость. Акт Росздравнадзора. Пришёл в пятницу вечером. Нарушений не выявлено.</w:t>
-      </w:r>
-    </w:p>
-    <w:p>
-      <w:pPr>
-        <w:pStyle w:val="BodyText"/>
-      </w:pPr>
-      <w:r>
-        <w:t xml:space="preserve">KIRILL: Совсем?</w:t>
-      </w:r>
-    </w:p>
-    <w:p>
-      <w:pPr>
-        <w:pStyle w:val="BodyText"/>
-      </w:pPr>
-      <w:r>
-        <w:t xml:space="preserve">OLGA: Одно замечание. «Мира». С пометкой: «Устранено организацией до начала проверки». Это твой отчёт, Кирилл.</w:t>
-      </w:r>
-    </w:p>
-    <w:p>
-      <w:pPr>
-        <w:pStyle w:val="BodyText"/>
-      </w:pPr>
-      <w:r>
-        <w:t xml:space="preserve">KIRILL: Мой отчёт. В акте инспектора. Можно я распечатаю и повешу?</w:t>
-      </w:r>
-    </w:p>
-    <w:p>
-      <w:pPr>
-        <w:pStyle w:val="BodyText"/>
-      </w:pPr>
-      <w:r>
-        <w:t xml:space="preserve">OLGA: Можно. Рядом с картонкой. Только ниже.</w:t>
-      </w:r>
-    </w:p>
-    <w:p>
-      <w:pPr>
-        <w:pStyle w:val="BodyText"/>
-      </w:pPr>
-      <w:r>
-        <w:t xml:space="preserve">ZAYTSEV: И третье. По «Альфа-Дерму» материалы переданы в полицию. Хабаровск и Тверь — в одном деле.</w:t>
-      </w:r>
-    </w:p>
-    <w:p>
-      <w:pPr>
-        <w:pStyle w:val="BodyText"/>
-      </w:pPr>
-      <w:r>
-        <w:t xml:space="preserve">DIMA: Глеба посадят?</w:t>
-      </w:r>
-    </w:p>
-    <w:p>
-      <w:pPr>
-        <w:pStyle w:val="BodyText"/>
-      </w:pPr>
-      <w:r>
-        <w:t xml:space="preserve">ZAYTSEV: Пока — проверка. Но коробка, которую мы не трогали, теперь в деле. С актом. Со свидетелем.</w:t>
-      </w:r>
-    </w:p>
-    <w:p>
-      <w:pPr>
-        <w:pStyle w:val="BodyText"/>
-      </w:pPr>
-      <w:r>
-        <w:t xml:space="preserve">IRINA: Хорошие новости кончились. Теперь лето. Июнь, июль, август — низкий сезон. Пациентки не колются перед морем.</w:t>
-      </w:r>
-    </w:p>
-    <w:p>
-      <w:pPr>
-        <w:pStyle w:val="BodyText"/>
-      </w:pPr>
-      <w:r>
-        <w:t xml:space="preserve">ALEKSEY: Сколько?</w:t>
-      </w:r>
-    </w:p>
-    <w:p>
-      <w:pPr>
-        <w:pStyle w:val="BodyText"/>
-      </w:pPr>
-      <w:r>
-        <w:t xml:space="preserve">IRINA: Минус два в месяц. Три месяца. Шесть миллионов. Списка нет. Но дыра есть.</w:t>
-      </w:r>
-    </w:p>
-    <w:p>
-      <w:pPr>
-        <w:pStyle w:val="BodyText"/>
-      </w:pPr>
-      <w:r>
-        <w:t xml:space="preserve">ALEKSEY: Тогда в одиннадцать. Все. И Корнилова. Будем искать шесть миллионов. Без списка.</w:t>
+        <w:t xml:space="preserve">IRINA: Май закрыт, и я прочитаю результат один раз: минус миллион шестьсот тысяч.</w:t>
+      </w:r>
+    </w:p>
+    <w:p>
+      <w:pPr>
+        <w:pStyle w:val="BodyText"/>
+      </w:pPr>
+      <w:r>
+        <w:t xml:space="preserve">ALEKSEY: Миллион шестьсот, а не четыре миллиона? Вы уверены, Ирина?</w:t>
+      </w:r>
+    </w:p>
+    <w:p>
+      <w:pPr>
+        <w:pStyle w:val="BodyText"/>
+      </w:pPr>
+      <w:r>
+        <w:t xml:space="preserve">IRINA: Уверена, не четыре. Триггер не сработал, и списка не будет. Помогли отсрочка банка и март без Глеба.</w:t>
+      </w:r>
+    </w:p>
+    <w:p>
+      <w:pPr>
+        <w:pStyle w:val="BodyText"/>
+      </w:pPr>
+      <w:r>
+        <w:t xml:space="preserve">OLGA: И ещё новость: в пятницу вечером пришёл акт Росздравнадзора. Нарушений не выявлено.</w:t>
+      </w:r>
+    </w:p>
+    <w:p>
+      <w:pPr>
+        <w:pStyle w:val="BodyText"/>
+      </w:pPr>
+      <w:r>
+        <w:t xml:space="preserve">KIRILL: Совсем никаких нарушений? Даже мелких?</w:t>
+      </w:r>
+    </w:p>
+    <w:p>
+      <w:pPr>
+        <w:pStyle w:val="BodyText"/>
+      </w:pPr>
+      <w:r>
+        <w:t xml:space="preserve">OLGA: Одно замечание, про «Миру», с пометкой: «Устранено организацией до начала проверки». Это ваш отчёт, Кирилл.</w:t>
+      </w:r>
+    </w:p>
+    <w:p>
+      <w:pPr>
+        <w:pStyle w:val="BodyText"/>
+      </w:pPr>
+      <w:r>
+        <w:t xml:space="preserve">KIRILL: Мой отчёт попал в акт инспектора? Можно я его распечатаю и повешу на стену?</w:t>
+      </w:r>
+    </w:p>
+    <w:p>
+      <w:pPr>
+        <w:pStyle w:val="BodyText"/>
+      </w:pPr>
+      <w:r>
+        <w:t xml:space="preserve">OLGA: Можно, рядом с картонкой. Только повесьте чуть ниже, чтобы картонка оставалась главной.</w:t>
+      </w:r>
+    </w:p>
+    <w:p>
+      <w:pPr>
+        <w:pStyle w:val="BodyText"/>
+      </w:pPr>
+      <w:r>
+        <w:t xml:space="preserve">ZAYTSEV: И третье: материалы по «Альфа-Дерму» переданы в полицию, и Хабаровск с Тверью теперь в одном деле.</w:t>
+      </w:r>
+    </w:p>
+    <w:p>
+      <w:pPr>
+        <w:pStyle w:val="BodyText"/>
+      </w:pPr>
+      <w:r>
+        <w:t xml:space="preserve">DIMA: И что, теперь Глеба посадят?</w:t>
+      </w:r>
+    </w:p>
+    <w:p>
+      <w:pPr>
+        <w:pStyle w:val="BodyText"/>
+      </w:pPr>
+      <w:r>
+        <w:t xml:space="preserve">ZAYTSEV: Пока идёт проверка. Но коробка, которую мы не трогали, теперь в деле — вместе с актом и свидетелем.</w:t>
+      </w:r>
+    </w:p>
+    <w:p>
+      <w:pPr>
+        <w:pStyle w:val="BodyText"/>
+      </w:pPr>
+      <w:r>
+        <w:t xml:space="preserve">IRINA: На этом хорошие новости кончились. Теперь лето: июнь, июль и август — низкий сезон, потому что перед морем пациентки не колются.</w:t>
+      </w:r>
+    </w:p>
+    <w:p>
+      <w:pPr>
+        <w:pStyle w:val="BodyText"/>
+      </w:pPr>
+      <w:r>
+        <w:t xml:space="preserve">ALEKSEY: И сколько мы потеряем за лето, если считать честно?</w:t>
+      </w:r>
+    </w:p>
+    <w:p>
+      <w:pPr>
+        <w:pStyle w:val="BodyText"/>
+      </w:pPr>
+      <w:r>
+        <w:t xml:space="preserve">IRINA: Минус два миллиона в месяц, три месяца, то есть шесть миллионов. Списка нет, но дыра есть.</w:t>
+      </w:r>
+    </w:p>
+    <w:p>
+      <w:pPr>
+        <w:pStyle w:val="BodyText"/>
+      </w:pPr>
+      <w:r>
+        <w:t xml:space="preserve">ALEKSEY: Тогда встречаемся в одиннадцать, все, и Корнилова тоже. Будем искать шесть миллионов, но без всякого списка.</w:t>
       </w:r>
     </w:p>
     <w:bookmarkEnd w:id="21"/>
@@ -944,279 +944,279 @@
         <w:pStyle w:val="FirstParagraph"/>
       </w:pPr>
       <w:r>
-        <w:t xml:space="preserve">IRINA: Варианты. Три. Первый — сокращение. Пятнадцать человек. Я его вычеркнула. Сама. Утром.</w:t>
-      </w:r>
-    </w:p>
-    <w:p>
-      <w:pPr>
-        <w:pStyle w:val="BodyText"/>
-      </w:pPr>
-      <w:r>
-        <w:t xml:space="preserve">DIMA: Вычеркнули? Ирина Сергеевна, вы?</w:t>
-      </w:r>
-    </w:p>
-    <w:p>
-      <w:pPr>
-        <w:pStyle w:val="BodyText"/>
-      </w:pPr>
-      <w:r>
-        <w:t xml:space="preserve">IRINA: Я. Триггер не сработал. Мы договорились. Договор — это договор.</w:t>
-      </w:r>
-    </w:p>
-    <w:p>
-      <w:pPr>
-        <w:pStyle w:val="BodyText"/>
-      </w:pPr>
-      <w:r>
-        <w:t xml:space="preserve">OLGA: Второй?</w:t>
-      </w:r>
-    </w:p>
-    <w:p>
-      <w:pPr>
-        <w:pStyle w:val="BodyText"/>
-      </w:pPr>
-      <w:r>
-        <w:t xml:space="preserve">IRINA: Второй — снизить зарплаты всем. На десять процентов. Экономия — два миллиона в месяц. Ровно лето.</w:t>
-      </w:r>
-    </w:p>
-    <w:p>
-      <w:pPr>
-        <w:pStyle w:val="BodyText"/>
-      </w:pPr>
-      <w:r>
-        <w:t xml:space="preserve">OLGA: Юридически — нельзя просто снизить. Нужно согласие каждого. Или два месяца уведомления. Статья семьдесят четыре.</w:t>
-      </w:r>
-    </w:p>
-    <w:p>
-      <w:pPr>
-        <w:pStyle w:val="BodyText"/>
-      </w:pPr>
-      <w:r>
-        <w:t xml:space="preserve">IRINA: Знаю. Поэтому есть третий. Заморозка. Никакой индексации в этом году — ни у кого. Премии продаж — с потолком, как у Седжина. Учредители — минус тридцать процентов, как в четвёртом году. Без согласия нельзя только снижать. Не повышать — можно. Это законно и это честно.</w:t>
-      </w:r>
-    </w:p>
-    <w:p>
-      <w:pPr>
-        <w:pStyle w:val="BodyText"/>
-      </w:pPr>
-      <w:r>
-        <w:t xml:space="preserve">ALEKSEY: Сколько даёт третий?</w:t>
-      </w:r>
-    </w:p>
-    <w:p>
-      <w:pPr>
-        <w:pStyle w:val="BodyText"/>
-      </w:pPr>
-      <w:r>
-        <w:t xml:space="preserve">IRINA: Миллион девятьсот в месяц. Не хватает ста тысяч. Мелочь. Найду в аренде.</w:t>
-      </w:r>
-    </w:p>
-    <w:p>
-      <w:pPr>
-        <w:pStyle w:val="BodyText"/>
-      </w:pPr>
-      <w:r>
-        <w:t xml:space="preserve">KIRILL: Можно? Мой оклад — тоже минус тридцать. Я хочу платить первым.</w:t>
-      </w:r>
-    </w:p>
-    <w:p>
-      <w:pPr>
-        <w:pStyle w:val="BodyText"/>
-      </w:pPr>
-      <w:r>
-        <w:t xml:space="preserve">ALEKSEY: Кирилл, это не наказание за особое мнение.</w:t>
-      </w:r>
-    </w:p>
-    <w:p>
-      <w:pPr>
-        <w:pStyle w:val="BodyText"/>
-      </w:pPr>
-      <w:r>
-        <w:t xml:space="preserve">KIRILL: Это не наказание. Это я выбираю. Вы сами сказали: я ещё выбираю.</w:t>
-      </w:r>
-    </w:p>
-    <w:p>
-      <w:pPr>
-        <w:pStyle w:val="BodyText"/>
-      </w:pPr>
-      <w:r>
-        <w:t xml:space="preserve">OLGA: Кирилл, принято. Добровольно. Письменно. Как у всех.</w:t>
-      </w:r>
-    </w:p>
-    <w:p>
-      <w:pPr>
-        <w:pStyle w:val="BodyText"/>
-      </w:pPr>
-      <w:r>
-        <w:t xml:space="preserve">DIMA: А мои шесть? Женя, Пётр? У них оклады маленькие. Им заморозка — это больно.</w:t>
-      </w:r>
-    </w:p>
-    <w:p>
-      <w:pPr>
-        <w:pStyle w:val="BodyText"/>
-      </w:pPr>
-      <w:r>
-        <w:t xml:space="preserve">IRINA: Для окладов ниже медианы — заморозка, но индексация в январе. Обязательная. Я это вписала.</w:t>
-      </w:r>
-    </w:p>
-    <w:p>
-      <w:pPr>
-        <w:pStyle w:val="BodyText"/>
-      </w:pPr>
-      <w:r>
-        <w:t xml:space="preserve">KORNILOVA: А тренеры? У меня пятеро. Они и так получают меньше, чем в клиниках.</w:t>
-      </w:r>
-    </w:p>
-    <w:p>
-      <w:pPr>
-        <w:pStyle w:val="BodyText"/>
-      </w:pPr>
-      <w:r>
-        <w:t xml:space="preserve">IRINA: Тренеры — как все. Заморозка. Но вы, доктор, — минус тридцать, если хотите. Не обязательно.</w:t>
-      </w:r>
-    </w:p>
-    <w:p>
-      <w:pPr>
-        <w:pStyle w:val="BodyText"/>
-      </w:pPr>
-      <w:r>
-        <w:t xml:space="preserve">KORNILOVA: Хочу. Минус тридцать. Только не говорите тренерам. Они будут меня жалеть. Я этого не выношу.</w:t>
-      </w:r>
-    </w:p>
-    <w:p>
-      <w:pPr>
-        <w:pStyle w:val="BodyText"/>
-      </w:pPr>
-      <w:r>
-        <w:t xml:space="preserve">IRINA: Не скажем. Но они узнают. Тренеры всегда всё узнают.</w:t>
-      </w:r>
-    </w:p>
-    <w:p>
-      <w:pPr>
-        <w:pStyle w:val="BodyText"/>
-      </w:pPr>
-      <w:r>
-        <w:t xml:space="preserve">KORNILOVA: Пусть узнают в сентябре. Когда будет уже не жалко.</w:t>
-      </w:r>
-    </w:p>
-    <w:p>
-      <w:pPr>
-        <w:pStyle w:val="BodyText"/>
-      </w:pPr>
-      <w:r>
-        <w:t xml:space="preserve">ALEKSEY: Хорошо. Цифры есть. Теперь главное. Как это сказать восьмидесяти пяти людям?</w:t>
-      </w:r>
-    </w:p>
-    <w:p>
-      <w:pPr>
-        <w:pStyle w:val="BodyText"/>
-      </w:pPr>
-      <w:r>
-        <w:t xml:space="preserve">DIMA: Письмом? Всем на почту?</w:t>
-      </w:r>
-    </w:p>
-    <w:p>
-      <w:pPr>
-        <w:pStyle w:val="BodyText"/>
-      </w:pPr>
-      <w:r>
-        <w:t xml:space="preserve">OLGA: Нет. Письмом сообщают про парковку. Про деньги — в лицо.</w:t>
-      </w:r>
-    </w:p>
-    <w:p>
-      <w:pPr>
-        <w:pStyle w:val="BodyText"/>
-      </w:pPr>
-      <w:r>
-        <w:t xml:space="preserve">ALEKSEY: Значит, собрание. Все. В пятницу. Регионы — по видео. У Антона во Владивостоке будет одиннадцать вечера.</w:t>
-      </w:r>
-    </w:p>
-    <w:p>
-      <w:pPr>
-        <w:pStyle w:val="BodyText"/>
-      </w:pPr>
-      <w:r>
-        <w:t xml:space="preserve">IRINA: И что вы скажете?</w:t>
-      </w:r>
-    </w:p>
-    <w:p>
-      <w:pPr>
-        <w:pStyle w:val="BodyText"/>
-      </w:pPr>
-      <w:r>
-        <w:t xml:space="preserve">ALEKSEY: Правду. Сначала — про пятнадцать. Что было в марте. Что был список. Что его больше нет.</w:t>
-      </w:r>
-    </w:p>
-    <w:p>
-      <w:pPr>
-        <w:pStyle w:val="BodyText"/>
-      </w:pPr>
-      <w:r>
-        <w:t xml:space="preserve">KIRILL: Про список? Вы хотите рассказать про список? Люди испугаются задним числом.</w:t>
-      </w:r>
-    </w:p>
-    <w:p>
-      <w:pPr>
-        <w:pStyle w:val="BodyText"/>
-      </w:pPr>
-      <w:r>
-        <w:t xml:space="preserve">ALEKSEY: Они уже испугались. В марте. Женя плакала в машине. Пётр не спал. Глеб звонил тем, кто боялся. Страх был. Его нельзя отменить. Можно только назвать. Если я скажу «всё хорошо» — они не поверят. Если скажу «был список, его нет» — поверят.</w:t>
-      </w:r>
-    </w:p>
-    <w:p>
-      <w:pPr>
-        <w:pStyle w:val="BodyText"/>
-      </w:pPr>
-      <w:r>
-        <w:t xml:space="preserve">OLGA: Это правильно. Неприятно, но правильно. Страх, который назвали, — меньше.</w:t>
-      </w:r>
-    </w:p>
-    <w:p>
-      <w:pPr>
-        <w:pStyle w:val="BodyText"/>
-      </w:pPr>
-      <w:r>
-        <w:t xml:space="preserve">IRINA: А потом? После «списка нет»?</w:t>
-      </w:r>
-    </w:p>
-    <w:p>
-      <w:pPr>
-        <w:pStyle w:val="BodyText"/>
-      </w:pPr>
-      <w:r>
-        <w:t xml:space="preserve">ALEKSEY: Потом — заморозка. Цифры. Ваши. Кто подписывает добровольно — подписывает. Кто не может — не подписывает. Без последствий.</w:t>
-      </w:r>
-    </w:p>
-    <w:p>
-      <w:pPr>
-        <w:pStyle w:val="BodyText"/>
-      </w:pPr>
-      <w:r>
-        <w:t xml:space="preserve">DIMA: А если никто не подпишет?</w:t>
-      </w:r>
-    </w:p>
-    <w:p>
-      <w:pPr>
-        <w:pStyle w:val="BodyText"/>
-      </w:pPr>
-      <w:r>
-        <w:t xml:space="preserve">ALEKSEY: Тогда ищем дальше. Список не вернётся. Я обещал прочитать имена вслух. Я прочитаю. Но не для этого.</w:t>
-      </w:r>
-    </w:p>
-    <w:p>
-      <w:pPr>
-        <w:pStyle w:val="BodyText"/>
-      </w:pPr>
-      <w:r>
-        <w:t xml:space="preserve">IRINA: А для чего?</w:t>
-      </w:r>
-    </w:p>
-    <w:p>
-      <w:pPr>
-        <w:pStyle w:val="BodyText"/>
-      </w:pPr>
-      <w:r>
-        <w:t xml:space="preserve">ALEKSEY: Увидите. В пятницу.</w:t>
+        <w:t xml:space="preserve">IRINA: У нас три варианта. Первый — сокращение пятнадцати человек, но я его вычеркнула сама, сегодня утром.</w:t>
+      </w:r>
+    </w:p>
+    <w:p>
+      <w:pPr>
+        <w:pStyle w:val="BodyText"/>
+      </w:pPr>
+      <w:r>
+        <w:t xml:space="preserve">DIMA: Вычеркнули? Ирина Сергеевна, неужели вы сами это сделали?</w:t>
+      </w:r>
+    </w:p>
+    <w:p>
+      <w:pPr>
+        <w:pStyle w:val="BodyText"/>
+      </w:pPr>
+      <w:r>
+        <w:t xml:space="preserve">IRINA: Сама. Триггер не сработал, а мы договорились, и договор есть договор.</w:t>
+      </w:r>
+    </w:p>
+    <w:p>
+      <w:pPr>
+        <w:pStyle w:val="BodyText"/>
+      </w:pPr>
+      <w:r>
+        <w:t xml:space="preserve">OLGA: Хорошо. А какой тогда второй вариант?</w:t>
+      </w:r>
+    </w:p>
+    <w:p>
+      <w:pPr>
+        <w:pStyle w:val="BodyText"/>
+      </w:pPr>
+      <w:r>
+        <w:t xml:space="preserve">IRINA: Второй — снизить зарплаты всем на десять процентов. Это даёт два миллиона экономии в месяц, ровно на лето.</w:t>
+      </w:r>
+    </w:p>
+    <w:p>
+      <w:pPr>
+        <w:pStyle w:val="BodyText"/>
+      </w:pPr>
+      <w:r>
+        <w:t xml:space="preserve">OLGA: Юридически просто снизить нельзя: нужно согласие каждого сотрудника или два месяца уведомления. Это статья семьдесят четыре.</w:t>
+      </w:r>
+    </w:p>
+    <w:p>
+      <w:pPr>
+        <w:pStyle w:val="BodyText"/>
+      </w:pPr>
+      <w:r>
+        <w:t xml:space="preserve">IRINA: Знаю, поэтому есть третий вариант — заморозка. В этом году никакой индексации ни у кого, премии продаж с потолком, как у Седжина, а учредители получают минус тридцать процентов, как в четвёртом году. Без согласия нельзя только снижать, а не повышать можно. Это законно, и это честно.</w:t>
+      </w:r>
+    </w:p>
+    <w:p>
+      <w:pPr>
+        <w:pStyle w:val="BodyText"/>
+      </w:pPr>
+      <w:r>
+        <w:t xml:space="preserve">ALEKSEY: И сколько денег даёт нам третий вариант?</w:t>
+      </w:r>
+    </w:p>
+    <w:p>
+      <w:pPr>
+        <w:pStyle w:val="BodyText"/>
+      </w:pPr>
+      <w:r>
+        <w:t xml:space="preserve">IRINA: Миллион девятьсот в месяц, и не хватает ста тысяч. Это мелочь, я найду их в аренде.</w:t>
+      </w:r>
+    </w:p>
+    <w:p>
+      <w:pPr>
+        <w:pStyle w:val="BodyText"/>
+      </w:pPr>
+      <w:r>
+        <w:t xml:space="preserve">KIRILL: Можно мне? Мой оклад тоже пусть будет минус тридцать процентов. Я хочу платить первым.</w:t>
+      </w:r>
+    </w:p>
+    <w:p>
+      <w:pPr>
+        <w:pStyle w:val="BodyText"/>
+      </w:pPr>
+      <w:r>
+        <w:t xml:space="preserve">ALEKSEY: Кирилл, это не наказание за твоё особое мнение, тебе не нужно ничего доказывать.</w:t>
+      </w:r>
+    </w:p>
+    <w:p>
+      <w:pPr>
+        <w:pStyle w:val="BodyText"/>
+      </w:pPr>
+      <w:r>
+        <w:t xml:space="preserve">KIRILL: Это не наказание, это мой выбор. Вы же сами сказали, что я ещё выбираю.</w:t>
+      </w:r>
+    </w:p>
+    <w:p>
+      <w:pPr>
+        <w:pStyle w:val="BodyText"/>
+      </w:pPr>
+      <w:r>
+        <w:t xml:space="preserve">OLGA: Кирилл, принято, добровольно и письменно, как у всех остальных.</w:t>
+      </w:r>
+    </w:p>
+    <w:p>
+      <w:pPr>
+        <w:pStyle w:val="BodyText"/>
+      </w:pPr>
+      <w:r>
+        <w:t xml:space="preserve">DIMA: А мои шестеро? Женя, Пётр? У них маленькие оклады, и заморозка для них будет больно.</w:t>
+      </w:r>
+    </w:p>
+    <w:p>
+      <w:pPr>
+        <w:pStyle w:val="BodyText"/>
+      </w:pPr>
+      <w:r>
+        <w:t xml:space="preserve">IRINA: Для окладов ниже медианы будет заморозка, но в январе обязательная индексация. Я это уже вписала в документ.</w:t>
+      </w:r>
+    </w:p>
+    <w:p>
+      <w:pPr>
+        <w:pStyle w:val="BodyText"/>
+      </w:pPr>
+      <w:r>
+        <w:t xml:space="preserve">KORNILOVA: А тренеры? У меня их пятеро, и они и так получают меньше, чем в клиниках.</w:t>
+      </w:r>
+    </w:p>
+    <w:p>
+      <w:pPr>
+        <w:pStyle w:val="BodyText"/>
+      </w:pPr>
+      <w:r>
+        <w:t xml:space="preserve">IRINA: Тренеры — как все, то есть заморозка. А вы, доктор, можете взять минус тридцать, если хотите, но это не обязательно.</w:t>
+      </w:r>
+    </w:p>
+    <w:p>
+      <w:pPr>
+        <w:pStyle w:val="BodyText"/>
+      </w:pPr>
+      <w:r>
+        <w:t xml:space="preserve">KORNILOVA: Хочу, минус тридцать. Только не говорите тренерам, а то они будут меня жалеть, а я этого не выношу.</w:t>
+      </w:r>
+    </w:p>
+    <w:p>
+      <w:pPr>
+        <w:pStyle w:val="BodyText"/>
+      </w:pPr>
+      <w:r>
+        <w:t xml:space="preserve">IRINA: Не скажем. Но они всё равно узнают, потому что тренеры всегда всё узнают.</w:t>
+      </w:r>
+    </w:p>
+    <w:p>
+      <w:pPr>
+        <w:pStyle w:val="BodyText"/>
+      </w:pPr>
+      <w:r>
+        <w:t xml:space="preserve">KORNILOVA: Пусть узнают в сентябре, когда жалеть уже будет не о чем.</w:t>
+      </w:r>
+    </w:p>
+    <w:p>
+      <w:pPr>
+        <w:pStyle w:val="BodyText"/>
+      </w:pPr>
+      <w:r>
+        <w:t xml:space="preserve">ALEKSEY: Хорошо, цифры есть. Теперь главное: как сказать всё это восьмидесяти пяти людям?</w:t>
+      </w:r>
+    </w:p>
+    <w:p>
+      <w:pPr>
+        <w:pStyle w:val="BodyText"/>
+      </w:pPr>
+      <w:r>
+        <w:t xml:space="preserve">DIMA: Может быть, письмом? Разослать всем на почту?</w:t>
+      </w:r>
+    </w:p>
+    <w:p>
+      <w:pPr>
+        <w:pStyle w:val="BodyText"/>
+      </w:pPr>
+      <w:r>
+        <w:t xml:space="preserve">OLGA: Нет. Письмом сообщают про парковку. Про деньги — в лицо, иначе люди решат, что от них прячутся.</w:t>
+      </w:r>
+    </w:p>
+    <w:p>
+      <w:pPr>
+        <w:pStyle w:val="BodyText"/>
+      </w:pPr>
+      <w:r>
+        <w:t xml:space="preserve">ALEKSEY: Значит, общее собрание в пятницу, все, а регионы подключатся по видео. У Антона во Владивостоке будет одиннадцать вечера.</w:t>
+      </w:r>
+    </w:p>
+    <w:p>
+      <w:pPr>
+        <w:pStyle w:val="BodyText"/>
+      </w:pPr>
+      <w:r>
+        <w:t xml:space="preserve">IRINA: И что именно вы им скажете на этом собрании?</w:t>
+      </w:r>
+    </w:p>
+    <w:p>
+      <w:pPr>
+        <w:pStyle w:val="BodyText"/>
+      </w:pPr>
+      <w:r>
+        <w:t xml:space="preserve">ALEKSEY: Правду. Сначала про пятнадцать: что было в марте, что был список и что его больше нет.</w:t>
+      </w:r>
+    </w:p>
+    <w:p>
+      <w:pPr>
+        <w:pStyle w:val="BodyText"/>
+      </w:pPr>
+      <w:r>
+        <w:t xml:space="preserve">KIRILL: Про список? Вы правда хотите рассказать про список? Люди же испугаются задним числом.</w:t>
+      </w:r>
+    </w:p>
+    <w:p>
+      <w:pPr>
+        <w:pStyle w:val="BodyText"/>
+      </w:pPr>
+      <w:r>
+        <w:t xml:space="preserve">ALEKSEY: Они уже испугались, ещё в марте. Женя плакала в машине, Пётр не спал, а Глеб звонил тем, кто боялся. Страх был, и его нельзя отменить, его можно только назвать. Если я скажу «всё хорошо», они не поверят. А если скажу «был список, и его нет», поверят.</w:t>
+      </w:r>
+    </w:p>
+    <w:p>
+      <w:pPr>
+        <w:pStyle w:val="BodyText"/>
+      </w:pPr>
+      <w:r>
+        <w:t xml:space="preserve">OLGA: Это правильно, неприятно, но правильно. Страх, который назвали, — меньше.</w:t>
+      </w:r>
+    </w:p>
+    <w:p>
+      <w:pPr>
+        <w:pStyle w:val="BodyText"/>
+      </w:pPr>
+      <w:r>
+        <w:t xml:space="preserve">IRINA: А что потом, после слов «списка нет»?</w:t>
+      </w:r>
+    </w:p>
+    <w:p>
+      <w:pPr>
+        <w:pStyle w:val="BodyText"/>
+      </w:pPr>
+      <w:r>
+        <w:t xml:space="preserve">ALEKSEY: Потом заморозка и цифры, ваши цифры. Кто готов подписать добровольно, подписывает, а кто не может, не подписывает, и без последствий.</w:t>
+      </w:r>
+    </w:p>
+    <w:p>
+      <w:pPr>
+        <w:pStyle w:val="BodyText"/>
+      </w:pPr>
+      <w:r>
+        <w:t xml:space="preserve">DIMA: А если вдруг никто ничего не подпишет?</w:t>
+      </w:r>
+    </w:p>
+    <w:p>
+      <w:pPr>
+        <w:pStyle w:val="BodyText"/>
+      </w:pPr>
+      <w:r>
+        <w:t xml:space="preserve">ALEKSEY: Тогда будем искать дальше, но список не вернётся. Я обещал прочитать имена вслух и прочитаю, только совсем не для этого.</w:t>
+      </w:r>
+    </w:p>
+    <w:p>
+      <w:pPr>
+        <w:pStyle w:val="BodyText"/>
+      </w:pPr>
+      <w:r>
+        <w:t xml:space="preserve">IRINA: А для чего тогда? Я не понимаю.</w:t>
+      </w:r>
+    </w:p>
+    <w:p>
+      <w:pPr>
+        <w:pStyle w:val="BodyText"/>
+      </w:pPr>
+      <w:r>
+        <w:t xml:space="preserve">ALEKSEY: Увидите в пятницу, Ирина, я не хочу заранее портить момент.</w:t>
       </w:r>
     </w:p>
     <w:bookmarkEnd w:id="22"/>
@@ -1234,239 +1234,239 @@
         <w:pStyle w:val="FirstParagraph"/>
       </w:pPr>
       <w:r>
-        <w:t xml:space="preserve">DIMA: Все здесь. Шестьдесят в зале. Двадцать пять на экране. Владивосток, Новосибирск, Екатеринбург. Начинайте.</w:t>
-      </w:r>
-    </w:p>
-    <w:p>
-      <w:pPr>
-        <w:pStyle w:val="BodyText"/>
-      </w:pPr>
-      <w:r>
-        <w:t xml:space="preserve">ALEKSEY: Добрый день. Спасибо, что пришли. Владивосток, Антон — вам спасибо отдельно. У вас уже ночь.</w:t>
-      </w:r>
-    </w:p>
-    <w:p>
-      <w:pPr>
-        <w:pStyle w:val="BodyText"/>
-      </w:pPr>
-      <w:r>
-        <w:t xml:space="preserve">ANTON: Ночь, Алексей Николаевич. Но мы привыкли. Говорите.</w:t>
-      </w:r>
-    </w:p>
-    <w:p>
-      <w:pPr>
-        <w:pStyle w:val="BodyText"/>
-      </w:pPr>
-      <w:r>
-        <w:t xml:space="preserve">ALEKSEY: В марте рубль упал. Мы платим Седжину в долларах, продаём в рублях. Мы теряли четыре миллиона в месяц. Ирина Сергеевна посчитала: чтобы выжить, нужно сократить пятнадцать человек. Был список. Без имён, только должности. Я не хочу, чтобы вы узнали об этом случайно.</w:t>
-      </w:r>
-    </w:p>
-    <w:p>
-      <w:pPr>
-        <w:pStyle w:val="BodyText"/>
-      </w:pPr>
-      <w:r>
-        <w:t xml:space="preserve">ZHENYA: Мы знали. Ну… догадывались.</w:t>
-      </w:r>
-    </w:p>
-    <w:p>
-      <w:pPr>
-        <w:pStyle w:val="BodyText"/>
-      </w:pPr>
-      <w:r>
-        <w:t xml:space="preserve">ALEKSEY: Я знаю, Женя. Поэтому и говорю. Мы тогда договорились: если в мае минус больше четырёх миллионов — я читаю имена вслух. Сам. Здесь. В мае минус — миллион шестьсот. Триггер не сработал. Ирина Сергеевна вычеркнула сокращение сама. Списка нет. И больше не будет.</w:t>
-      </w:r>
-    </w:p>
-    <w:p>
-      <w:pPr>
-        <w:pStyle w:val="BodyText"/>
-      </w:pPr>
-      <w:r>
-        <w:t xml:space="preserve">PETR: Совсем не будет?</w:t>
-      </w:r>
-    </w:p>
-    <w:p>
-      <w:pPr>
-        <w:pStyle w:val="BodyText"/>
-      </w:pPr>
-      <w:r>
-        <w:t xml:space="preserve">ALEKSEY: Не в этом году. Это я обещаю. Но лето — тяжёлое. Шесть миллионов дыры. Мы предлагаем заморозку.</w:t>
-      </w:r>
-    </w:p>
-    <w:p>
-      <w:pPr>
-        <w:pStyle w:val="BodyText"/>
-      </w:pPr>
-      <w:r>
-        <w:t xml:space="preserve">IRINA: Цифры. Одна минута. Индексации в этом году нет. Премии продаж — с потолком. Учредители — минус тридцать процентов. Оклады ниже медианы — индексация в январе, обязательно, это записано. Это закрывает лето. Почти. Не хватает ста тысяч в месяц. Их я найду сама.</w:t>
-      </w:r>
-    </w:p>
-    <w:p>
-      <w:pPr>
-        <w:pStyle w:val="BodyText"/>
-      </w:pPr>
-      <w:r>
-        <w:t xml:space="preserve">NATASHA: А если я не могу? У меня ипотека и сын. Я считаю каждую тысячу.</w:t>
-      </w:r>
-    </w:p>
-    <w:p>
-      <w:pPr>
-        <w:pStyle w:val="BodyText"/>
-      </w:pPr>
-      <w:r>
-        <w:t xml:space="preserve">OLGA: Наташа, тогда вы не подписываете. Это добровольно. Никаких последствий. Я лично проверю.</w:t>
-      </w:r>
-    </w:p>
-    <w:p>
-      <w:pPr>
-        <w:pStyle w:val="BodyText"/>
-      </w:pPr>
-      <w:r>
-        <w:t xml:space="preserve">NATASHA: А на меня не будут смотреть? Как на ту, которая не подписала?</w:t>
-      </w:r>
-    </w:p>
-    <w:p>
-      <w:pPr>
-        <w:pStyle w:val="BodyText"/>
-      </w:pPr>
-      <w:r>
-        <w:t xml:space="preserve">ALEKSEY: Наташа, подписи видит только Ольга Петровна. Даже я не вижу. Это правило канала.</w:t>
-      </w:r>
-    </w:p>
-    <w:p>
-      <w:pPr>
-        <w:pStyle w:val="BodyText"/>
-      </w:pPr>
-      <w:r>
-        <w:t xml:space="preserve">ZOYA: Алексей Николаевич, можно я? Зоя Михайловна. Линия. Пятый год.</w:t>
-      </w:r>
-    </w:p>
-    <w:p>
-      <w:pPr>
-        <w:pStyle w:val="BodyText"/>
-      </w:pPr>
-      <w:r>
-        <w:t xml:space="preserve">ALEKSEY: Конечно.</w:t>
-      </w:r>
-    </w:p>
-    <w:p>
-      <w:pPr>
-        <w:pStyle w:val="BodyText"/>
-      </w:pPr>
-      <w:r>
-        <w:t xml:space="preserve">ZOYA: Я помню четвёртый год. Когда премии упали на сорок процентов. Тогда вы урезали себе тридцать. Мы узнали случайно, через месяц, от бухгалтерии. Вы ничего не говорили. Мы тогда обиделись. Не на деньги. На то, что узнали не от вас.</w:t>
-      </w:r>
-    </w:p>
-    <w:p>
-      <w:pPr>
-        <w:pStyle w:val="BodyText"/>
-      </w:pPr>
-      <w:r>
-        <w:t xml:space="preserve">ALEKSEY: Не говорил. Мне казалось — хвастаться.</w:t>
-      </w:r>
-    </w:p>
-    <w:p>
-      <w:pPr>
-        <w:pStyle w:val="BodyText"/>
-      </w:pPr>
-      <w:r>
-        <w:t xml:space="preserve">ZOYA: А сейчас вы сказали сразу. Это лучше. Мы не любим узнавать случайно.</w:t>
-      </w:r>
-    </w:p>
-    <w:p>
-      <w:pPr>
-        <w:pStyle w:val="BodyText"/>
-      </w:pPr>
-      <w:r>
-        <w:t xml:space="preserve">ALEKSEY: Учусь, Зоя Михайловна. Медленно.</w:t>
-      </w:r>
-    </w:p>
-    <w:p>
-      <w:pPr>
-        <w:pStyle w:val="BodyText"/>
-      </w:pPr>
-      <w:r>
-        <w:t xml:space="preserve">KIRILL: Можно и мне? Я хочу сказать одну вещь. В марте я был против отказа от денег Глеба. Официально, в протоколе. Я хотел, чтобы не было списка. Я ошибался в способе. Но не в желании. Я подписываю заморозку. И минус тридцать — сам. Не потому что виноват. А потому что это мой способ.</w:t>
-      </w:r>
-    </w:p>
-    <w:p>
-      <w:pPr>
-        <w:pStyle w:val="BodyText"/>
-      </w:pPr>
-      <w:r>
-        <w:t xml:space="preserve">PETR: Минус тридцать? Кирилл, ты же не учредитель.</w:t>
-      </w:r>
-    </w:p>
-    <w:p>
-      <w:pPr>
-        <w:pStyle w:val="BodyText"/>
-      </w:pPr>
-      <w:r>
-        <w:t xml:space="preserve">KIRILL: Не учредитель. Но я тоже хотел, чтобы вы остались. Теперь у меня есть способ, который не пахнет мелом.</w:t>
-      </w:r>
-    </w:p>
-    <w:p>
-      <w:pPr>
-        <w:pStyle w:val="BodyText"/>
-      </w:pPr>
-      <w:r>
-        <w:t xml:space="preserve">DIMA: «Не пахнет мелом». Это ты откуда взял?</w:t>
-      </w:r>
-    </w:p>
-    <w:p>
-      <w:pPr>
-        <w:pStyle w:val="BodyText"/>
-      </w:pPr>
-      <w:r>
-        <w:t xml:space="preserve">KIRILL: От Алексея Николаевича. Он рассказал мне про свою бабушку. В марте, у метро.</w:t>
-      </w:r>
-    </w:p>
-    <w:p>
-      <w:pPr>
-        <w:pStyle w:val="BodyText"/>
-      </w:pPr>
-      <w:r>
-        <w:t xml:space="preserve">ANTON: Владивосток. Можно? Нас трое в офисе. Мы посовещались, пока вы говорили. Подписываем все трое. И ещё одно. У нас идея про аренду. У Ткача на складе есть пустой бокс. Он предложил взять нас к себе, пополам. Это сто тысяч в месяц.</w:t>
-      </w:r>
-    </w:p>
-    <w:p>
-      <w:pPr>
-        <w:pStyle w:val="BodyText"/>
-      </w:pPr>
-      <w:r>
-        <w:t xml:space="preserve">IRINA: Сто тысяч. Ровно то, чего не хватало. Антон, откуда вы знали?</w:t>
-      </w:r>
-    </w:p>
-    <w:p>
-      <w:pPr>
-        <w:pStyle w:val="BodyText"/>
-      </w:pPr>
-      <w:r>
-        <w:t xml:space="preserve">ANTON: Мы не знали. Мы просто посчитали свою часть.</w:t>
-      </w:r>
-    </w:p>
-    <w:p>
-      <w:pPr>
-        <w:pStyle w:val="BodyText"/>
-      </w:pPr>
-      <w:r>
-        <w:t xml:space="preserve">ALEKSEY: Подождите. Я ещё не сделал одно. Я обещал прочитать имена вслух. Я прочитаю. Все. Восемьдесят пять.</w:t>
-      </w:r>
-    </w:p>
-    <w:p>
-      <w:pPr>
-        <w:pStyle w:val="BodyText"/>
-      </w:pPr>
-      <w:r>
-        <w:t xml:space="preserve">DIMA: Все? Зачем?</w:t>
-      </w:r>
-    </w:p>
-    <w:p>
-      <w:pPr>
-        <w:pStyle w:val="BodyText"/>
-      </w:pPr>
-      <w:r>
-        <w:t xml:space="preserve">ALEKSEY: Потому что в марте у меня была таблица с пятнадцатью полями. Аля из Новосибирска как-то сказала: «Я — поле в таблице». Я обещал, что больше так не будет. Сегодня я хочу, чтобы у вас был список из восьмидесяти пяти имён. Который никто не будет вычёркивать.</w:t>
+        <w:t xml:space="preserve">DIMA: Все здесь: шестьдесят человек в зале и двадцать пять на экране — Владивосток, Новосибирск, Екатеринбург. Можно начинать.</w:t>
+      </w:r>
+    </w:p>
+    <w:p>
+      <w:pPr>
+        <w:pStyle w:val="BodyText"/>
+      </w:pPr>
+      <w:r>
+        <w:t xml:space="preserve">ALEKSEY: Добрый день, спасибо, что пришли. Антон, Владивосток, вам отдельное спасибо, ведь у вас уже ночь.</w:t>
+      </w:r>
+    </w:p>
+    <w:p>
+      <w:pPr>
+        <w:pStyle w:val="BodyText"/>
+      </w:pPr>
+      <w:r>
+        <w:t xml:space="preserve">ANTON: Ночь, Алексей Николаевич, но мы привыкли. Говорите, мы слушаем.</w:t>
+      </w:r>
+    </w:p>
+    <w:p>
+      <w:pPr>
+        <w:pStyle w:val="BodyText"/>
+      </w:pPr>
+      <w:r>
+        <w:t xml:space="preserve">ALEKSEY: В марте упал рубль. Мы платим Седжину в долларах, а продаём в рублях, и мы теряли четыре миллиона в месяц. Ирина Сергеевна посчитала, что для выживания нужно сократить пятнадцать человек. Был список — без имён, только должности. Я не хочу, чтобы вы узнали об этом случайно, поэтому говорю сам.</w:t>
+      </w:r>
+    </w:p>
+    <w:p>
+      <w:pPr>
+        <w:pStyle w:val="BodyText"/>
+      </w:pPr>
+      <w:r>
+        <w:t xml:space="preserve">ZHENYA: Мы знали. Ну… по крайней мере, догадывались.</w:t>
+      </w:r>
+    </w:p>
+    <w:p>
+      <w:pPr>
+        <w:pStyle w:val="BodyText"/>
+      </w:pPr>
+      <w:r>
+        <w:t xml:space="preserve">ALEKSEY: Я знаю, Женя, поэтому и говорю. Тогда мы договорились: если в мае минус будет больше четырёх миллионов, я сам прочитаю имена вслух, здесь. В мае минус — миллион шестьсот. Триггер не сработал, и Ирина Сергеевна сама вычеркнула сокращение. Списка нет, и больше не будет.</w:t>
+      </w:r>
+    </w:p>
+    <w:p>
+      <w:pPr>
+        <w:pStyle w:val="BodyText"/>
+      </w:pPr>
+      <w:r>
+        <w:t xml:space="preserve">PETR: Совсем не будет? Вы можете это обещать?</w:t>
+      </w:r>
+    </w:p>
+    <w:p>
+      <w:pPr>
+        <w:pStyle w:val="BodyText"/>
+      </w:pPr>
+      <w:r>
+        <w:t xml:space="preserve">ALEKSEY: В этом году не будет, это я обещаю. Но лето будет тяжёлым: у нас дыра в шесть миллионов, и мы предлагаем заморозку.</w:t>
+      </w:r>
+    </w:p>
+    <w:p>
+      <w:pPr>
+        <w:pStyle w:val="BodyText"/>
+      </w:pPr>
+      <w:r>
+        <w:t xml:space="preserve">IRINA: Цифры займут одну минуту. Индексации в этом году нет. Премии продаж — с потолком. Учредители — минус тридцать процентов. Оклады ниже медианы получат индексацию в январе, обязательно, это записано. Это почти закрывает лето, не хватает ста тысяч в месяц, и их я найду сама.</w:t>
+      </w:r>
+    </w:p>
+    <w:p>
+      <w:pPr>
+        <w:pStyle w:val="BodyText"/>
+      </w:pPr>
+      <w:r>
+        <w:t xml:space="preserve">NATASHA: А если я не могу? У меня ипотека и сын, и я считаю каждую тысячу.</w:t>
+      </w:r>
+    </w:p>
+    <w:p>
+      <w:pPr>
+        <w:pStyle w:val="BodyText"/>
+      </w:pPr>
+      <w:r>
+        <w:t xml:space="preserve">OLGA: Наташа, тогда вы не подписываете. Это добровольно. Никаких последствий, я лично это проверю.</w:t>
+      </w:r>
+    </w:p>
+    <w:p>
+      <w:pPr>
+        <w:pStyle w:val="BodyText"/>
+      </w:pPr>
+      <w:r>
+        <w:t xml:space="preserve">NATASHA: А на меня потом не будут смотреть как на ту, которая не подписала?</w:t>
+      </w:r>
+    </w:p>
+    <w:p>
+      <w:pPr>
+        <w:pStyle w:val="BodyText"/>
+      </w:pPr>
+      <w:r>
+        <w:t xml:space="preserve">ALEKSEY: Наташа, подписи видит только Ольга Петровна, даже я их не вижу. Это правило канала.</w:t>
+      </w:r>
+    </w:p>
+    <w:p>
+      <w:pPr>
+        <w:pStyle w:val="BodyText"/>
+      </w:pPr>
+      <w:r>
+        <w:t xml:space="preserve">ZOYA: Алексей Николаевич, можно я скажу? Я Зоя Михайловна с линии, работаю пятый год.</w:t>
+      </w:r>
+    </w:p>
+    <w:p>
+      <w:pPr>
+        <w:pStyle w:val="BodyText"/>
+      </w:pPr>
+      <w:r>
+        <w:t xml:space="preserve">ALEKSEY: Конечно, Зоя Михайловна, мы вас слушаем.</w:t>
+      </w:r>
+    </w:p>
+    <w:p>
+      <w:pPr>
+        <w:pStyle w:val="BodyText"/>
+      </w:pPr>
+      <w:r>
+        <w:t xml:space="preserve">ZOYA: Я помню четвёртый год, когда премии упали на сорок процентов. Тогда вы урезали себе тридцать, а мы узнали об этом случайно, через месяц, от бухгалтерии. Вы ничего не говорили, и мы тогда обиделись — не из-за денег, а потому, что узнали не от вас.</w:t>
+      </w:r>
+    </w:p>
+    <w:p>
+      <w:pPr>
+        <w:pStyle w:val="BodyText"/>
+      </w:pPr>
+      <w:r>
+        <w:t xml:space="preserve">ALEKSEY: Да, не говорил. Мне казалось, что это будет похоже на хвастовство.</w:t>
+      </w:r>
+    </w:p>
+    <w:p>
+      <w:pPr>
+        <w:pStyle w:val="BodyText"/>
+      </w:pPr>
+      <w:r>
+        <w:t xml:space="preserve">ZOYA: А сейчас вы сказали сразу, и это лучше. Мы не любим узнавать важное случайно.</w:t>
+      </w:r>
+    </w:p>
+    <w:p>
+      <w:pPr>
+        <w:pStyle w:val="BodyText"/>
+      </w:pPr>
+      <w:r>
+        <w:t xml:space="preserve">ALEKSEY: Я учусь, Зоя Михайловна, хотя и медленно.</w:t>
+      </w:r>
+    </w:p>
+    <w:p>
+      <w:pPr>
+        <w:pStyle w:val="BodyText"/>
+      </w:pPr>
+      <w:r>
+        <w:t xml:space="preserve">KIRILL: Можно и мне сказать одну вещь? В марте я был против отказа от денег Глеба, официально, в протоколе, потому что хотел, чтобы не было списка. Я ошибался в способе, но не в желании. Поэтому я подписываю заморозку и сам беру минус тридцать. Не потому, что виноват, а потому, что это мой способ.</w:t>
+      </w:r>
+    </w:p>
+    <w:p>
+      <w:pPr>
+        <w:pStyle w:val="BodyText"/>
+      </w:pPr>
+      <w:r>
+        <w:t xml:space="preserve">PETR: Минус тридцать? Кирилл, но ты же не учредитель.</w:t>
+      </w:r>
+    </w:p>
+    <w:p>
+      <w:pPr>
+        <w:pStyle w:val="BodyText"/>
+      </w:pPr>
+      <w:r>
+        <w:t xml:space="preserve">KIRILL: Не учредитель, но я тоже хотел, чтобы вы остались. Теперь у меня есть способ, который не пахнет мелом.</w:t>
+      </w:r>
+    </w:p>
+    <w:p>
+      <w:pPr>
+        <w:pStyle w:val="BodyText"/>
+      </w:pPr>
+      <w:r>
+        <w:t xml:space="preserve">DIMA: «Не пахнет мелом»… Откуда ты взял это выражение?</w:t>
+      </w:r>
+    </w:p>
+    <w:p>
+      <w:pPr>
+        <w:pStyle w:val="BodyText"/>
+      </w:pPr>
+      <w:r>
+        <w:t xml:space="preserve">KIRILL: От Алексея Николаевича. В марте у метро он рассказал мне про свою бабушку.</w:t>
+      </w:r>
+    </w:p>
+    <w:p>
+      <w:pPr>
+        <w:pStyle w:val="BodyText"/>
+      </w:pPr>
+      <w:r>
+        <w:t xml:space="preserve">ANTON: Это Владивосток, можно? Нас в офисе трое, и мы посовещались, пока вы говорили: подписываем все трое. И ещё у нас идея про аренду. У Ткача на складе есть пустой бокс, и он предложил взять нас к себе пополам. Это сто тысяч в месяц.</w:t>
+      </w:r>
+    </w:p>
+    <w:p>
+      <w:pPr>
+        <w:pStyle w:val="BodyText"/>
+      </w:pPr>
+      <w:r>
+        <w:t xml:space="preserve">IRINA: Сто тысяч — ровно то, чего нам не хватало. Антон, откуда вы это знали?</w:t>
+      </w:r>
+    </w:p>
+    <w:p>
+      <w:pPr>
+        <w:pStyle w:val="BodyText"/>
+      </w:pPr>
+      <w:r>
+        <w:t xml:space="preserve">ANTON: Мы ничего не знали, мы просто посчитали свою часть.</w:t>
+      </w:r>
+    </w:p>
+    <w:p>
+      <w:pPr>
+        <w:pStyle w:val="BodyText"/>
+      </w:pPr>
+      <w:r>
+        <w:t xml:space="preserve">ALEKSEY: Подождите, я ещё не сделал одну вещь. Я обещал прочитать имена вслух и прочитаю — все восемьдесят пять.</w:t>
+      </w:r>
+    </w:p>
+    <w:p>
+      <w:pPr>
+        <w:pStyle w:val="BodyText"/>
+      </w:pPr>
+      <w:r>
+        <w:t xml:space="preserve">DIMA: Все восемьдесят пять? А зачем, Алексей Николаевич?</w:t>
+      </w:r>
+    </w:p>
+    <w:p>
+      <w:pPr>
+        <w:pStyle w:val="BodyText"/>
+      </w:pPr>
+      <w:r>
+        <w:t xml:space="preserve">ALEKSEY: Потому что в марте у меня была таблица с пятнадцатью полями. Аля из Новосибирска как-то сказала: «Я — поле в таблице». Я обещал, что так больше не будет. Поэтому сегодня я хочу, чтобы у вас был список из восьмидесяти пяти имён, который никто и никогда не будет вычёркивать.</w:t>
       </w:r>
     </w:p>
     <w:bookmarkEnd w:id="23"/>
@@ -1484,15 +1484,15 @@
         <w:pStyle w:val="FirstParagraph"/>
       </w:pPr>
       <w:r>
-        <w:t xml:space="preserve">DIMA: Тишина. Все слушают. Читайте, Алексей Николаевич.</w:t>
-      </w:r>
-    </w:p>
-    <w:p>
-      <w:pPr>
-        <w:pStyle w:val="BodyText"/>
-      </w:pPr>
-      <w:r>
-        <w:t xml:space="preserve">ALEKSEY: Абрамова Анна. Акимов Сергей. Алина Рашидовна — экзаменатор. Беляев Антон — Владивосток.</w:t>
+        <w:t xml:space="preserve">DIMA: Тишина, все слушают. Читайте, Алексей Николаевич, мы готовы.</w:t>
+      </w:r>
+    </w:p>
+    <w:p>
+      <w:pPr>
+        <w:pStyle w:val="BodyText"/>
+      </w:pPr>
+      <w:r>
+        <w:t xml:space="preserve">ALEKSEY: Абрамова Анна. Акимов Сергей. Алина Рашидовна, экзаменатор. Беляев Антон, Владивосток.</w:t>
       </w:r>
     </w:p>
     <w:p>
@@ -1508,7 +1508,7 @@
         <w:pStyle w:val="BodyText"/>
       </w:pPr>
       <w:r>
-        <w:t xml:space="preserve">ALEKSEY: Белова Ирина. Воронцов Алексей. Гаврилова Наталья — офис.</w:t>
+        <w:t xml:space="preserve">ALEKSEY: Белова Ирина. Воронцов Алексей. Гаврилова Наталья, наш офис.</w:t>
       </w:r>
     </w:p>
     <w:p>
@@ -1524,15 +1524,15 @@
         <w:pStyle w:val="BodyText"/>
       </w:pPr>
       <w:r>
-        <w:t xml:space="preserve">ALEKSEY: Женя Полякова. Зайцев Артём. Зоя Михайловна — линия.</w:t>
-      </w:r>
-    </w:p>
-    <w:p>
-      <w:pPr>
-        <w:pStyle w:val="BodyText"/>
-      </w:pPr>
-      <w:r>
-        <w:t xml:space="preserve">ZOYA: Здесь. Пятый год.</w:t>
+        <w:t xml:space="preserve">ALEKSEY: Женя Полякова. Зайцев Артём. Зоя Михайловна, наша линия.</w:t>
+      </w:r>
+    </w:p>
+    <w:p>
+      <w:pPr>
+        <w:pStyle w:val="BodyText"/>
+      </w:pPr>
+      <w:r>
+        <w:t xml:space="preserve">ZOYA: Здесь, и уже пятый год.</w:t>
       </w:r>
     </w:p>
     <w:p>
@@ -1548,71 +1548,71 @@
         <w:pStyle w:val="BodyText"/>
       </w:pPr>
       <w:r>
-        <w:t xml:space="preserve">KORNILOVA: Здесь. И не плачу. Это аллергия.</w:t>
-      </w:r>
-    </w:p>
-    <w:p>
-      <w:pPr>
-        <w:pStyle w:val="BodyText"/>
-      </w:pPr>
-      <w:r>
-        <w:t xml:space="preserve">ALEKSEY: Пётр Орлов. Сомов Кирилл. И ещё шестьдесят восемь. Я прочитаю всех. Мне не трудно.</w:t>
-      </w:r>
-    </w:p>
-    <w:p>
-      <w:pPr>
-        <w:pStyle w:val="BodyText"/>
-      </w:pPr>
-      <w:r>
-        <w:t xml:space="preserve">DIMA: Читайте. Мы не торопимся.</w:t>
-      </w:r>
-    </w:p>
-    <w:p>
-      <w:pPr>
-        <w:pStyle w:val="BodyText"/>
-      </w:pPr>
-      <w:r>
-        <w:t xml:space="preserve">ALEKSEY: Восемьдесят пять. Все. Список прочитан. Это наш список. Его никто не будет вычёркивать.</w:t>
-      </w:r>
-    </w:p>
-    <w:p>
-      <w:pPr>
-        <w:pStyle w:val="BodyText"/>
-      </w:pPr>
-      <w:r>
-        <w:t xml:space="preserve">OLGA: Подписи. Я считала, пока вы читали. Восемьдесят три подписали. Двое — нет. Кто — не скажу. Даже вам.</w:t>
-      </w:r>
-    </w:p>
-    <w:p>
-      <w:pPr>
-        <w:pStyle w:val="BodyText"/>
-      </w:pPr>
-      <w:r>
-        <w:t xml:space="preserve">ALEKSEY: Двое — нет. Это правильно. Значит, было честно. Если бы подписали все восемьдесят пять — я бы испугался.</w:t>
-      </w:r>
-    </w:p>
-    <w:p>
-      <w:pPr>
-        <w:pStyle w:val="BodyText"/>
-      </w:pPr>
-      <w:r>
-        <w:t xml:space="preserve">IRINA: Восемьдесят три. Плюс Владивосток. Плюс Корнилова. Лето закрыто. Без списка. Без нового кредита. Без Глеба.</w:t>
-      </w:r>
-    </w:p>
-    <w:p>
-      <w:pPr>
-        <w:pStyle w:val="BodyText"/>
-      </w:pPr>
-      <w:r>
-        <w:t xml:space="preserve">KIRILL: И без особых мнений в протоколе. Ни одного.</w:t>
-      </w:r>
-    </w:p>
-    <w:p>
-      <w:pPr>
-        <w:pStyle w:val="BodyText"/>
-      </w:pPr>
-      <w:r>
-        <w:t xml:space="preserve">NATASHA: Алексей Николаевич… я не подписала. Я одна из двух. Простите.</w:t>
+        <w:t xml:space="preserve">KORNILOVA: Здесь. И я не плачу, это у меня просто аллергия.</w:t>
+      </w:r>
+    </w:p>
+    <w:p>
+      <w:pPr>
+        <w:pStyle w:val="BodyText"/>
+      </w:pPr>
+      <w:r>
+        <w:t xml:space="preserve">ALEKSEY: Пётр Орлов. Сомов Кирилл. И ещё шестьдесят восемь человек. Я прочитаю всех, мне совсем не трудно.</w:t>
+      </w:r>
+    </w:p>
+    <w:p>
+      <w:pPr>
+        <w:pStyle w:val="BodyText"/>
+      </w:pPr>
+      <w:r>
+        <w:t xml:space="preserve">DIMA: Читайте, Алексей Николаевич. Мы никуда не торопимся.</w:t>
+      </w:r>
+    </w:p>
+    <w:p>
+      <w:pPr>
+        <w:pStyle w:val="BodyText"/>
+      </w:pPr>
+      <w:r>
+        <w:t xml:space="preserve">ALEKSEY: Восемьдесят пять, все. Список прочитан. Это наш список, и его никто не будет вычёркивать.</w:t>
+      </w:r>
+    </w:p>
+    <w:p>
+      <w:pPr>
+        <w:pStyle w:val="BodyText"/>
+      </w:pPr>
+      <w:r>
+        <w:t xml:space="preserve">OLGA: Пока вы читали, я считала подписи. Подписали восемьдесят три человека, двое — нет. Кто именно, я не скажу, даже вам.</w:t>
+      </w:r>
+    </w:p>
+    <w:p>
+      <w:pPr>
+        <w:pStyle w:val="BodyText"/>
+      </w:pPr>
+      <w:r>
+        <w:t xml:space="preserve">ALEKSEY: Двое не подписали — и это правильно, значит, всё было честно. Если бы подписали все восемьдесят пять, я бы, наоборот, испугался.</w:t>
+      </w:r>
+    </w:p>
+    <w:p>
+      <w:pPr>
+        <w:pStyle w:val="BodyText"/>
+      </w:pPr>
+      <w:r>
+        <w:t xml:space="preserve">IRINA: Восемьдесят три подписи, плюс Владивосток, плюс Корнилова. Лето закрыто: без списка, без нового кредита и без Глеба.</w:t>
+      </w:r>
+    </w:p>
+    <w:p>
+      <w:pPr>
+        <w:pStyle w:val="BodyText"/>
+      </w:pPr>
+      <w:r>
+        <w:t xml:space="preserve">KIRILL: И без особых мнений в протоколе, ни одного, я специально проверил.</w:t>
+      </w:r>
+    </w:p>
+    <w:p>
+      <w:pPr>
+        <w:pStyle w:val="BodyText"/>
+      </w:pPr>
+      <w:r>
+        <w:t xml:space="preserve">NATASHA: Алексей Николаевич… я не подписала, я одна из тех двоих. Простите меня.</w:t>
       </w:r>
     </w:p>
     <w:p>
@@ -1628,55 +1628,55 @@
         <w:pStyle w:val="BodyText"/>
       </w:pPr>
       <w:r>
-        <w:t xml:space="preserve">NATASHA: Можно я подпишу потом? Осенью? Будет легче.</w:t>
-      </w:r>
-    </w:p>
-    <w:p>
-      <w:pPr>
-        <w:pStyle w:val="BodyText"/>
-      </w:pPr>
-      <w:r>
-        <w:t xml:space="preserve">OLGA: Не нужно, Наташа. Ни осенью, ни потом. Просто работайте.</w:t>
-      </w:r>
-    </w:p>
-    <w:p>
-      <w:pPr>
-        <w:pStyle w:val="BodyText"/>
-      </w:pPr>
-      <w:r>
-        <w:t xml:space="preserve">ZOYA: Можно я скажу? Последнее. За всю линию. Мы пять лет отвечаем ночью чужим пациенткам. Все спрашивают: «Вы из какой компании?» Я говорю: «Из „Моста”». Сегодня я поняла, что это значит. Это значит — мы вместе. Не потому что подписали. А потому что нас прочитали вслух.</w:t>
-      </w:r>
-    </w:p>
-    <w:p>
-      <w:pPr>
-        <w:pStyle w:val="BodyText"/>
-      </w:pPr>
-      <w:r>
-        <w:t xml:space="preserve">ALEKSEY: Мы вместе. Спасибо, Зоя Михайловна. Лучше я бы не сказал.</w:t>
-      </w:r>
-    </w:p>
-    <w:p>
-      <w:pPr>
-        <w:pStyle w:val="BodyText"/>
-      </w:pPr>
-      <w:r>
-        <w:t xml:space="preserve">DIMA: Всё? Расходимся?</w:t>
-      </w:r>
-    </w:p>
-    <w:p>
-      <w:pPr>
-        <w:pStyle w:val="BodyText"/>
-      </w:pPr>
-      <w:r>
-        <w:t xml:space="preserve">ALEKSEY: Нет. Ещё одно. Ирина Сергеевна принесла открытки. Тем, у кого день рождения в июне. Их семь. Подписаны.</w:t>
-      </w:r>
-    </w:p>
-    <w:p>
-      <w:pPr>
-        <w:pStyle w:val="BodyText"/>
-      </w:pPr>
-      <w:r>
-        <w:t xml:space="preserve">ZHENYA: У меня — двадцатого. Ирина Сергеевна… вы правда помните?</w:t>
+        <w:t xml:space="preserve">NATASHA: А можно я подпишу потом, осенью? Тогда мне будет легче.</w:t>
+      </w:r>
+    </w:p>
+    <w:p>
+      <w:pPr>
+        <w:pStyle w:val="BodyText"/>
+      </w:pPr>
+      <w:r>
+        <w:t xml:space="preserve">OLGA: Не нужно, Наташа, ни осенью, ни потом. Просто работайте, как работали.</w:t>
+      </w:r>
+    </w:p>
+    <w:p>
+      <w:pPr>
+        <w:pStyle w:val="BodyText"/>
+      </w:pPr>
+      <w:r>
+        <w:t xml:space="preserve">ZOYA: Можно я скажу? Последнее, за всю линию. Мы пять лет отвечаем ночью чужим пациенткам. Все спрашивают: «Вы из какой компании?» Я говорю: «Из „Моста”». Сегодня я поняла, что это значит. Это значит — мы вместе. Не потому что подписали. А потому что нас прочитали вслух, каждого по имени, при всех.</w:t>
+      </w:r>
+    </w:p>
+    <w:p>
+      <w:pPr>
+        <w:pStyle w:val="BodyText"/>
+      </w:pPr>
+      <w:r>
+        <w:t xml:space="preserve">ALEKSEY: Мы вместе. Спасибо, Зоя Михайловна, лучше я бы и сам не сказал.</w:t>
+      </w:r>
+    </w:p>
+    <w:p>
+      <w:pPr>
+        <w:pStyle w:val="BodyText"/>
+      </w:pPr>
+      <w:r>
+        <w:t xml:space="preserve">DIMA: Это всё? Можно расходиться?</w:t>
+      </w:r>
+    </w:p>
+    <w:p>
+      <w:pPr>
+        <w:pStyle w:val="BodyText"/>
+      </w:pPr>
+      <w:r>
+        <w:t xml:space="preserve">ALEKSEY: Нет, ещё одно. Ирина Сергеевна принесла открытки тем, у кого день рождения в июне. Их семь, и все подписаны.</w:t>
+      </w:r>
+    </w:p>
+    <w:p>
+      <w:pPr>
+        <w:pStyle w:val="BodyText"/>
+      </w:pPr>
+      <w:r>
+        <w:t xml:space="preserve">ZHENYA: У меня день рождения двадцатого. Ирина Сергеевна… вы правда это помните?</w:t>
       </w:r>
     </w:p>
     <w:bookmarkEnd w:id="24"/>
@@ -1694,55 +1694,55 @@
         <w:pStyle w:val="FirstParagraph"/>
       </w:pPr>
       <w:r>
-        <w:t xml:space="preserve">IRINA: Все ушли. Стулья — как после свадьбы. Кто-то забыл шарф.</w:t>
-      </w:r>
-    </w:p>
-    <w:p>
-      <w:pPr>
-        <w:pStyle w:val="BodyText"/>
-      </w:pPr>
-      <w:r>
-        <w:t xml:space="preserve">ALEKSEY: Это Корнилова. «Аллергия». Я отвезу ей в понедельник.</w:t>
-      </w:r>
-    </w:p>
-    <w:p>
-      <w:pPr>
-        <w:pStyle w:val="BodyText"/>
-      </w:pPr>
-      <w:r>
-        <w:t xml:space="preserve">IRINA: Алексей, можно цифру? Последнюю за день.</w:t>
-      </w:r>
-    </w:p>
-    <w:p>
-      <w:pPr>
-        <w:pStyle w:val="BodyText"/>
-      </w:pPr>
-      <w:r>
-        <w:t xml:space="preserve">ALEKSEY: Можно.</w:t>
-      </w:r>
-    </w:p>
-    <w:p>
-      <w:pPr>
-        <w:pStyle w:val="BodyText"/>
-      </w:pPr>
-      <w:r>
-        <w:t xml:space="preserve">IRINA: В марте я сказала: если не сократим — в сентябре сорок человек или закрытие. Я ошиблась.</w:t>
-      </w:r>
-    </w:p>
-    <w:p>
-      <w:pPr>
-        <w:pStyle w:val="BodyText"/>
-      </w:pPr>
-      <w:r>
-        <w:t xml:space="preserve">ALEKSEY: Вы не ошиблись. Вы посчитали март. Правильно посчитали. А потом был отказ, банк, Седжин с письмом, Ткач с пустым боксом, Корнилова со своими тридцатью процентами. Этого в марте не было ни в одной таблице. Это появилось потому, что вы сказали правду рано.</w:t>
-      </w:r>
-    </w:p>
-    <w:p>
-      <w:pPr>
-        <w:pStyle w:val="BodyText"/>
-      </w:pPr>
-      <w:r>
-        <w:t xml:space="preserve">IRINA: Не было. Я посчитала деньги. Не посчитала людей. Аудиторы людей не считают. Это наша профессиональная болезнь.</w:t>
+        <w:t xml:space="preserve">IRINA: Все ушли, и стулья стоят как после свадьбы. Кто-то даже забыл шарф.</w:t>
+      </w:r>
+    </w:p>
+    <w:p>
+      <w:pPr>
+        <w:pStyle w:val="BodyText"/>
+      </w:pPr>
+      <w:r>
+        <w:t xml:space="preserve">ALEKSEY: Это шарф Корниловой, у которой «аллергия». Я отвезу ей его в понедельник.</w:t>
+      </w:r>
+    </w:p>
+    <w:p>
+      <w:pPr>
+        <w:pStyle w:val="BodyText"/>
+      </w:pPr>
+      <w:r>
+        <w:t xml:space="preserve">IRINA: Алексей, можно я скажу цифру? Последнюю за сегодняшний день.</w:t>
+      </w:r>
+    </w:p>
+    <w:p>
+      <w:pPr>
+        <w:pStyle w:val="BodyText"/>
+      </w:pPr>
+      <w:r>
+        <w:t xml:space="preserve">ALEKSEY: Конечно, можно, Ирина. Сегодня вам всё можно.</w:t>
+      </w:r>
+    </w:p>
+    <w:p>
+      <w:pPr>
+        <w:pStyle w:val="BodyText"/>
+      </w:pPr>
+      <w:r>
+        <w:t xml:space="preserve">IRINA: В марте я сказала, что если мы не сократим людей, то в сентябре придётся сокращать сорок человек или закрываться. Я ошиблась.</w:t>
+      </w:r>
+    </w:p>
+    <w:p>
+      <w:pPr>
+        <w:pStyle w:val="BodyText"/>
+      </w:pPr>
+      <w:r>
+        <w:t xml:space="preserve">ALEKSEY: Вы не ошиблись, вы посчитали март, и посчитали правильно. А потом был отказ, банк, Седжин с письмом, Ткач с пустым боксом и Корнилова со своими тридцатью процентами. Ничего этого в марте не было ни в одной таблице. Всё это появилось потому, что вы сказали правду рано.</w:t>
+      </w:r>
+    </w:p>
+    <w:p>
+      <w:pPr>
+        <w:pStyle w:val="BodyText"/>
+      </w:pPr>
+      <w:r>
+        <w:t xml:space="preserve">IRINA: Не было. Я посчитала деньги, но не посчитала людей. Аудиторы людей не считают, это наша профессиональная болезнь.</w:t>
       </w:r>
     </w:p>
     <w:p>
@@ -1758,55 +1758,55 @@
         <w:pStyle w:val="BodyText"/>
       </w:pPr>
       <w:r>
-        <w:t xml:space="preserve">IRINA: Помню. Вот. Ошиблась. Это лучшая ошибка за восемь лет аудита и шесть лет «Моста». Можно я её запишу?</w:t>
-      </w:r>
-    </w:p>
-    <w:p>
-      <w:pPr>
-        <w:pStyle w:val="BodyText"/>
-      </w:pPr>
-      <w:r>
-        <w:t xml:space="preserve">ALEKSEY: Куда?</w:t>
-      </w:r>
-    </w:p>
-    <w:p>
-      <w:pPr>
-        <w:pStyle w:val="BodyText"/>
-      </w:pPr>
-      <w:r>
-        <w:t xml:space="preserve">IRINA: В примечание. Мелким шрифтом. Рядом с пятью партнёрами, которые не спросили про скидку.</w:t>
-      </w:r>
-    </w:p>
-    <w:p>
-      <w:pPr>
-        <w:pStyle w:val="BodyText"/>
-      </w:pPr>
-      <w:r>
-        <w:t xml:space="preserve">ALEKSEY: У вас уже целая страница примечаний.</w:t>
-      </w:r>
-    </w:p>
-    <w:p>
-      <w:pPr>
-        <w:pStyle w:val="BodyText"/>
-      </w:pPr>
-      <w:r>
-        <w:t xml:space="preserve">IRINA: Это и есть настоящий отчёт. Цифры — сверху. Правда — снизу. Мелким шрифтом.</w:t>
-      </w:r>
-    </w:p>
-    <w:p>
-      <w:pPr>
-        <w:pStyle w:val="BodyText"/>
-      </w:pPr>
-      <w:r>
-        <w:t xml:space="preserve">ALEKSEY: Ирина… Я не прошу на ты. Я просто хотел сказать: спасибо, что вычеркнули сами.</w:t>
-      </w:r>
-    </w:p>
-    <w:p>
-      <w:pPr>
-        <w:pStyle w:val="BodyText"/>
-      </w:pPr>
-      <w:r>
-        <w:t xml:space="preserve">IRINA: На ты — потом. Когда я буду права. Оля сказала, это правило. Пойдёмте. Свет выключите. Шарф — не забудьте.</w:t>
+        <w:t xml:space="preserve">IRINA: Помню. И вот я ошиблась. Это лучшая ошибка за восемь лет аудита и шесть лет «Моста». Можно я её запишу?</w:t>
+      </w:r>
+    </w:p>
+    <w:p>
+      <w:pPr>
+        <w:pStyle w:val="BodyText"/>
+      </w:pPr>
+      <w:r>
+        <w:t xml:space="preserve">ALEKSEY: Куда вы её запишете, Ирина?</w:t>
+      </w:r>
+    </w:p>
+    <w:p>
+      <w:pPr>
+        <w:pStyle w:val="BodyText"/>
+      </w:pPr>
+      <w:r>
+        <w:t xml:space="preserve">IRINA: В примечание, мелким шрифтом, рядом с пятью партнёрами, которые не спросили про скидку.</w:t>
+      </w:r>
+    </w:p>
+    <w:p>
+      <w:pPr>
+        <w:pStyle w:val="BodyText"/>
+      </w:pPr>
+      <w:r>
+        <w:t xml:space="preserve">ALEKSEY: У вас уже набралась целая страница примечаний.</w:t>
+      </w:r>
+    </w:p>
+    <w:p>
+      <w:pPr>
+        <w:pStyle w:val="BodyText"/>
+      </w:pPr>
+      <w:r>
+        <w:t xml:space="preserve">IRINA: Это и есть настоящий отчёт. Цифры — сверху. Правда — снизу, мелким шрифтом.</w:t>
+      </w:r>
+    </w:p>
+    <w:p>
+      <w:pPr>
+        <w:pStyle w:val="BodyText"/>
+      </w:pPr>
+      <w:r>
+        <w:t xml:space="preserve">ALEKSEY: Ирина… Я не прошу перейти на ты. Я просто хотел сказать: спасибо, что вычеркнули сокращение сами.</w:t>
+      </w:r>
+    </w:p>
+    <w:p>
+      <w:pPr>
+        <w:pStyle w:val="BodyText"/>
+      </w:pPr>
+      <w:r>
+        <w:t xml:space="preserve">IRINA: На ты — потом, когда я буду права. Оля сказала, что такое правило. Пойдёмте, выключите свет и не забудьте шарф.</w:t>
       </w:r>
     </w:p>
     <w:p>
@@ -2661,13 +2661,13 @@
         <w:t xml:space="preserve">“</w:t>
       </w:r>
       <w:r>
-        <w:t xml:space="preserve">Можно я скажу? Последнее. За всю линию. Мы пять лет отвечаем ночью чужим пациенткам. Все спрашивают: «Вы из какой компании?» Я говорю: «Из „Моста</w:t>
+        <w:t xml:space="preserve">Можно я скажу? Последнее, за всю линию. Мы пять лет отвечаем ночью чужим пациенткам. Все спрашивают: «Вы из какой компании?» Я говорю: «Из „Моста</w:t>
       </w:r>
       <w:r>
         <w:t xml:space="preserve">”</w:t>
       </w:r>
       <w:r>
-        <w:t xml:space="preserve">». Сегодня я поняла, что это значит. Это значит — мы вместе. Не потому что подписали. А потому что нас прочитали вслух.”</w:t>
+        <w:t xml:space="preserve">». Сегодня я поняла, что это значит. Это значит — мы вместе. Не потому что подписали. А потому что нас прочитали вслух, каждого по имени, при всех.”</w:t>
       </w:r>
     </w:p>
     <w:tbl>
@@ -2744,7 +2744,7 @@
               <w:jc w:val="left"/>
             </w:pPr>
             <w:r>
-              <w:t xml:space="preserve">Можно я скажу? … За всю линию.</w:t>
+              <w:t xml:space="preserve">Можно я скажу? Последнее, за всю линию.</w:t>
             </w:r>
           </w:p>
         </w:tc>
@@ -2934,19 +2934,19 @@
               <w:jc w:val="left"/>
             </w:pPr>
             <w:r>
-              <w:t xml:space="preserve">Не потому что…, а потому что…</w:t>
-            </w:r>
-          </w:p>
-        </w:tc>
-        <w:tc>
-          <w:tcPr/>
-          <w:p>
-            <w:pPr>
-              <w:pStyle w:val="Compact"/>
-              <w:jc w:val="left"/>
-            </w:pPr>
-            <w:r>
-              <w:t xml:space="preserve">원인 대조</w:t>
+              <w:t xml:space="preserve">Не потому что…, а потому что нас прочитали вслух, каждого по имени, при всех.</w:t>
+            </w:r>
+          </w:p>
+        </w:tc>
+        <w:tc>
+          <w:tcPr/>
+          <w:p>
+            <w:pPr>
+              <w:pStyle w:val="Compact"/>
+              <w:jc w:val="left"/>
+            </w:pPr>
+            <w:r>
+              <w:t xml:space="preserve">원인 대조 + 부정인칭문(прочитали)</w:t>
             </w:r>
           </w:p>
         </w:tc>
@@ -2989,7 +2989,7 @@
         <w:t xml:space="preserve"> </w:t>
       </w:r>
       <w:r>
-        <w:t xml:space="preserve">это значит · не потому что… а потому что · за всю…</w:t>
+        <w:t xml:space="preserve">это значит · не потому что… а потому что · за всю… · каждого по имени(한 사람씩 이름으로)</w:t>
       </w:r>
       <w:r>
         <w:t xml:space="preserve"> </w:t>
@@ -3005,7 +3005,7 @@
         <w:t xml:space="preserve"> </w:t>
       </w:r>
       <w:r>
-        <w:t xml:space="preserve">팀 회의 끝에 동료를 대표해 소속감을 말하는 30~40단어의 발언.</w:t>
+        <w:t xml:space="preserve">팀 회의 끝에 동료를 대표해 소속감을 말하는 35~60단어의 발언.</w:t>
       </w:r>
     </w:p>
     <w:bookmarkEnd w:id="30"/>
@@ -3468,119 +3468,119 @@
         <w:pStyle w:val="FirstParagraph"/>
       </w:pPr>
       <w:r>
-        <w:t xml:space="preserve">이리나: 5월 마감했어요. 한 번만 읽을게요. 마이너스 160만.</w:t>
-      </w:r>
-    </w:p>
-    <w:p>
-      <w:pPr>
-        <w:pStyle w:val="BodyText"/>
-      </w:pPr>
-      <w:r>
-        <w:t xml:space="preserve">알렉세이: 160만. 400만이 아니라.</w:t>
-      </w:r>
-    </w:p>
-    <w:p>
-      <w:pPr>
-        <w:pStyle w:val="BodyText"/>
-      </w:pPr>
-      <w:r>
-        <w:t xml:space="preserve">이리나: 400만이 아니에요. 트리거 미작동. 명단은 없어요. 은행 유예에 글레브 없는 3월 덕분이에요.</w:t>
-      </w:r>
-    </w:p>
-    <w:p>
-      <w:pPr>
-        <w:pStyle w:val="BodyText"/>
-      </w:pPr>
-      <w:r>
-        <w:t xml:space="preserve">올가: 소식 하나 더. 로스즈드라브나드조르 확인서. 금요일 저녁에 왔어요. 위반 사항 없음.</w:t>
-      </w:r>
-    </w:p>
-    <w:p>
-      <w:pPr>
-        <w:pStyle w:val="BodyText"/>
-      </w:pPr>
-      <w:r>
-        <w:t xml:space="preserve">키릴: 하나도요?</w:t>
-      </w:r>
-    </w:p>
-    <w:p>
-      <w:pPr>
-        <w:pStyle w:val="BodyText"/>
-      </w:pPr>
-      <w:r>
-        <w:t xml:space="preserve">올가: 지적 하나. 「미라」. 메모 포함: 「점검 개시 전 기관이 자체 시정함」. 당신 보고서예요, 키릴.</w:t>
-      </w:r>
-    </w:p>
-    <w:p>
-      <w:pPr>
-        <w:pStyle w:val="BodyText"/>
-      </w:pPr>
-      <w:r>
-        <w:t xml:space="preserve">키릴: 제 보고서가. 점검관 확인서에. 출력해서 붙여도 돼요?</w:t>
-      </w:r>
-    </w:p>
-    <w:p>
-      <w:pPr>
-        <w:pStyle w:val="BodyText"/>
-      </w:pPr>
-      <w:r>
-        <w:t xml:space="preserve">올가: 돼요. 판지 옆에. 다만 더 아래에.</w:t>
-      </w:r>
-    </w:p>
-    <w:p>
-      <w:pPr>
-        <w:pStyle w:val="BodyText"/>
-      </w:pPr>
-      <w:r>
-        <w:t xml:space="preserve">자이체프: 그리고 셋째. 「알파-데름」 자료가 경찰로 넘어갔어요. 하바롭스크와 트베리 — 한 사건으로.</w:t>
-      </w:r>
-    </w:p>
-    <w:p>
-      <w:pPr>
-        <w:pStyle w:val="BodyText"/>
-      </w:pPr>
-      <w:r>
-        <w:t xml:space="preserve">디마: 글레브는 감옥 가요?</w:t>
-      </w:r>
-    </w:p>
-    <w:p>
-      <w:pPr>
-        <w:pStyle w:val="BodyText"/>
-      </w:pPr>
-      <w:r>
-        <w:t xml:space="preserve">자이체프: 아직은 — 조사 단계예요. 하지만 우리가 손대지 않은 상자가 이제 사건 기록에 있어요. 확인서와. 증인과.</w:t>
-      </w:r>
-    </w:p>
-    <w:p>
-      <w:pPr>
-        <w:pStyle w:val="BodyText"/>
-      </w:pPr>
-      <w:r>
-        <w:t xml:space="preserve">이리나: 좋은 소식은 끝났어요. 이제 여름이에요. 6월, 7월, 8월 — 비수기. 바다 가기 전엔 시술 안 받아요.</w:t>
-      </w:r>
-    </w:p>
-    <w:p>
-      <w:pPr>
-        <w:pStyle w:val="BodyText"/>
-      </w:pPr>
-      <w:r>
-        <w:t xml:space="preserve">알렉세이: 얼마예요?</w:t>
-      </w:r>
-    </w:p>
-    <w:p>
-      <w:pPr>
-        <w:pStyle w:val="BodyText"/>
-      </w:pPr>
-      <w:r>
-        <w:t xml:space="preserve">이리나: 월 마이너스 200만. 석 달. 600만. 명단은 없어요. 하지만 구멍은 있어요.</w:t>
-      </w:r>
-    </w:p>
-    <w:p>
-      <w:pPr>
-        <w:pStyle w:val="BodyText"/>
-      </w:pPr>
-      <w:r>
-        <w:t xml:space="preserve">알렉세이: 그럼 11시에. 전원. 코르닐로바 선생님도. 600만을 찾아요. 명단 없이.</w:t>
+        <w:t xml:space="preserve">이리나: 5월 마감했고, 결과는 한 번만 읽을게요: 마이너스 160만이에요.</w:t>
+      </w:r>
+    </w:p>
+    <w:p>
+      <w:pPr>
+        <w:pStyle w:val="BodyText"/>
+      </w:pPr>
+      <w:r>
+        <w:t xml:space="preserve">알렉세이: 400만이 아니라 160만이요? 확실해요, 이리나?</w:t>
+      </w:r>
+    </w:p>
+    <w:p>
+      <w:pPr>
+        <w:pStyle w:val="BodyText"/>
+      </w:pPr>
+      <w:r>
+        <w:t xml:space="preserve">이리나: 확실해요, 400만이 아니에요. 트리거는 작동 안 했고 명단은 없어요. 은행 유예와 글레브 없는 3월 덕분이에요.</w:t>
+      </w:r>
+    </w:p>
+    <w:p>
+      <w:pPr>
+        <w:pStyle w:val="BodyText"/>
+      </w:pPr>
+      <w:r>
+        <w:t xml:space="preserve">올가: 소식 하나 더 있어요: 금요일 저녁에 로스즈드라브나드조르 확인서가 왔어요. 위반 사항 없음.</w:t>
+      </w:r>
+    </w:p>
+    <w:p>
+      <w:pPr>
+        <w:pStyle w:val="BodyText"/>
+      </w:pPr>
+      <w:r>
+        <w:t xml:space="preserve">키릴: 하나도 없어요? 사소한 것도요?</w:t>
+      </w:r>
+    </w:p>
+    <w:p>
+      <w:pPr>
+        <w:pStyle w:val="BodyText"/>
+      </w:pPr>
+      <w:r>
+        <w:t xml:space="preserve">올가: 「미라」 건으로 지적 하나, 「점검 개시 전 기관이 자체 시정함」이라는 메모가 붙어서요. 당신 보고서예요, 키릴.</w:t>
+      </w:r>
+    </w:p>
+    <w:p>
+      <w:pPr>
+        <w:pStyle w:val="BodyText"/>
+      </w:pPr>
+      <w:r>
+        <w:t xml:space="preserve">키릴: 제 보고서가 점검관 확인서에 들어갔어요? 출력해서 벽에 붙여도 돼요?</w:t>
+      </w:r>
+    </w:p>
+    <w:p>
+      <w:pPr>
+        <w:pStyle w:val="BodyText"/>
+      </w:pPr>
+      <w:r>
+        <w:t xml:space="preserve">올가: 돼요, 판지 옆에요. 다만 판지가 주인공으로 남게 조금 아래에 붙여요.</w:t>
+      </w:r>
+    </w:p>
+    <w:p>
+      <w:pPr>
+        <w:pStyle w:val="BodyText"/>
+      </w:pPr>
+      <w:r>
+        <w:t xml:space="preserve">자이체프: 그리고 셋째: 「알파-데름」 자료가 경찰로 넘어갔고, 하바롭스크와 트베리가 이제 한 사건이에요.</w:t>
+      </w:r>
+    </w:p>
+    <w:p>
+      <w:pPr>
+        <w:pStyle w:val="BodyText"/>
+      </w:pPr>
+      <w:r>
+        <w:t xml:space="preserve">디마: 그럼 이제 글레브는 감옥 가요?</w:t>
+      </w:r>
+    </w:p>
+    <w:p>
+      <w:pPr>
+        <w:pStyle w:val="BodyText"/>
+      </w:pPr>
+      <w:r>
+        <w:t xml:space="preserve">자이체프: 아직은 조사 단계예요. 하지만 우리가 손대지 않은 상자가 이제 확인서, 증인과 함께 사건 기록에 있어요.</w:t>
+      </w:r>
+    </w:p>
+    <w:p>
+      <w:pPr>
+        <w:pStyle w:val="BodyText"/>
+      </w:pPr>
+      <w:r>
+        <w:t xml:space="preserve">이리나: 좋은 소식은 여기까지예요. 이제 여름이에요. 6월, 7월, 8월은 비수기예요, 바다 가기 전엔 시술을 안 받으니까요.</w:t>
+      </w:r>
+    </w:p>
+    <w:p>
+      <w:pPr>
+        <w:pStyle w:val="BodyText"/>
+      </w:pPr>
+      <w:r>
+        <w:t xml:space="preserve">알렉세이: 정직하게 계산하면 여름에 얼마를 잃어요?</w:t>
+      </w:r>
+    </w:p>
+    <w:p>
+      <w:pPr>
+        <w:pStyle w:val="BodyText"/>
+      </w:pPr>
+      <w:r>
+        <w:t xml:space="preserve">이리나: 월 마이너스 200만, 석 달이니까 600만이에요. 명단은 없지만 구멍은 있어요.</w:t>
+      </w:r>
+    </w:p>
+    <w:p>
+      <w:pPr>
+        <w:pStyle w:val="BodyText"/>
+      </w:pPr>
+      <w:r>
+        <w:t xml:space="preserve">알렉세이: 그럼 11시에 모여요, 전원, 코르닐로바 선생님도요. 600만을 찾되, 명단은 절대 없이요.</w:t>
       </w:r>
     </w:p>
     <w:bookmarkEnd w:id="33"/>
@@ -3598,279 +3598,279 @@
         <w:pStyle w:val="FirstParagraph"/>
       </w:pPr>
       <w:r>
-        <w:t xml:space="preserve">이리나: 선택지. 셋. 첫째 — 감원. 15명. 제가 지웠어요. 직접. 아침에.</w:t>
-      </w:r>
-    </w:p>
-    <w:p>
-      <w:pPr>
-        <w:pStyle w:val="BodyText"/>
-      </w:pPr>
-      <w:r>
-        <w:t xml:space="preserve">디마: 지우셨어요? 이리나 세르게예브나가요?</w:t>
-      </w:r>
-    </w:p>
-    <w:p>
-      <w:pPr>
-        <w:pStyle w:val="BodyText"/>
-      </w:pPr>
-      <w:r>
-        <w:t xml:space="preserve">이리나: 내가요. 트리거는 작동 안 했어요. 우리는 합의했어요. 합의는 합의예요.</w:t>
-      </w:r>
-    </w:p>
-    <w:p>
-      <w:pPr>
-        <w:pStyle w:val="BodyText"/>
-      </w:pPr>
-      <w:r>
-        <w:t xml:space="preserve">올가: 둘째는요?</w:t>
-      </w:r>
-    </w:p>
-    <w:p>
-      <w:pPr>
-        <w:pStyle w:val="BodyText"/>
-      </w:pPr>
-      <w:r>
-        <w:t xml:space="preserve">이리나: 둘째 — 전원 급여 삭감. 10퍼센트. 절감 — 월 200만. 딱 여름만큼.</w:t>
-      </w:r>
-    </w:p>
-    <w:p>
-      <w:pPr>
-        <w:pStyle w:val="BodyText"/>
-      </w:pPr>
-      <w:r>
-        <w:t xml:space="preserve">올가: 법적으로는 — 그냥 삭감할 수 없어요. 한 사람 한 사람의 동의가 필요해요. 아니면 2개월 전 통보. 74조.</w:t>
-      </w:r>
-    </w:p>
-    <w:p>
-      <w:pPr>
-        <w:pStyle w:val="BodyText"/>
-      </w:pPr>
-      <w:r>
-        <w:t xml:space="preserve">이리나: 알아요. 그래서 셋째가 있어요. 동결. 올해는 물가 연동 인상 없음 — 누구도. 영업 보너스 — 상한제, 세진처럼. 창업자 — 마이너스 30퍼센트, 4년 차 때처럼. 동의 없이 안 되는 건 삭감뿐이에요. 안 올리는 건 — 돼요. 합법이고 정직해요.</w:t>
-      </w:r>
-    </w:p>
-    <w:p>
-      <w:pPr>
-        <w:pStyle w:val="BodyText"/>
-      </w:pPr>
-      <w:r>
-        <w:t xml:space="preserve">알렉세이: 셋째는 얼마가 나와요?</w:t>
-      </w:r>
-    </w:p>
-    <w:p>
-      <w:pPr>
-        <w:pStyle w:val="BodyText"/>
-      </w:pPr>
-      <w:r>
-        <w:t xml:space="preserve">이리나: 월 190만. 10만이 모자라요. 소소해요. 임대료에서 찾을게요.</w:t>
-      </w:r>
-    </w:p>
-    <w:p>
-      <w:pPr>
-        <w:pStyle w:val="BodyText"/>
-      </w:pPr>
-      <w:r>
-        <w:t xml:space="preserve">키릴: 저도요? 제 급여도 — 마이너스 30. 제가 먼저 내고 싶어요.</w:t>
-      </w:r>
-    </w:p>
-    <w:p>
-      <w:pPr>
-        <w:pStyle w:val="BodyText"/>
-      </w:pPr>
-      <w:r>
-        <w:t xml:space="preserve">알렉세이: 키릴, 이건 반대 의견에 대한 벌이 아니야.</w:t>
-      </w:r>
-    </w:p>
-    <w:p>
-      <w:pPr>
-        <w:pStyle w:val="BodyText"/>
-      </w:pPr>
-      <w:r>
-        <w:t xml:space="preserve">키릴: 벌이 아니에요. 제가 고르는 거예요. 직접 그러셨잖아요: 난 아직 고르는 중이라고.</w:t>
-      </w:r>
-    </w:p>
-    <w:p>
-      <w:pPr>
-        <w:pStyle w:val="BodyText"/>
-      </w:pPr>
-      <w:r>
-        <w:t xml:space="preserve">올가: 키릴, 받아들여요. 자발적으로. 서면으로. 모두처럼.</w:t>
-      </w:r>
-    </w:p>
-    <w:p>
-      <w:pPr>
-        <w:pStyle w:val="BodyText"/>
-      </w:pPr>
-      <w:r>
-        <w:t xml:space="preserve">디마: 제 여섯은요? 제냐, 표트르? 기본급이 적어요. 동결은 — 아파요.</w:t>
-      </w:r>
-    </w:p>
-    <w:p>
-      <w:pPr>
-        <w:pStyle w:val="BodyText"/>
-      </w:pPr>
-      <w:r>
-        <w:t xml:space="preserve">이리나: 중위값 아래 급여는 — 동결하되 1월에 인상. 의무로. 적어 넣었어요.</w:t>
-      </w:r>
-    </w:p>
-    <w:p>
-      <w:pPr>
-        <w:pStyle w:val="BodyText"/>
-      </w:pPr>
-      <w:r>
-        <w:t xml:space="preserve">코르닐로바: 트레이너는요? 다섯 명이에요. 지금도 클리닉보다 적게 받아요.</w:t>
-      </w:r>
-    </w:p>
-    <w:p>
-      <w:pPr>
-        <w:pStyle w:val="BodyText"/>
-      </w:pPr>
-      <w:r>
-        <w:t xml:space="preserve">이리나: 트레이너는 — 모두처럼. 동결. 하지만 선생님은 — 원하시면 마이너스 30. 의무는 아니에요.</w:t>
-      </w:r>
-    </w:p>
-    <w:p>
-      <w:pPr>
-        <w:pStyle w:val="BodyText"/>
-      </w:pPr>
-      <w:r>
-        <w:t xml:space="preserve">코르닐로바: 원해요. 마이너스 30. 다만 트레이너들한테 말하지 마요. 날 불쌍히 여길 거예요. 그건 못 참아요.</w:t>
-      </w:r>
-    </w:p>
-    <w:p>
-      <w:pPr>
-        <w:pStyle w:val="BodyText"/>
-      </w:pPr>
-      <w:r>
-        <w:t xml:space="preserve">이리나: 말 안 할게요. 하지만 알게 될 거예요. 트레이너는 늘 다 알아요.</w:t>
-      </w:r>
-    </w:p>
-    <w:p>
-      <w:pPr>
-        <w:pStyle w:val="BodyText"/>
-      </w:pPr>
-      <w:r>
-        <w:t xml:space="preserve">코르닐로바: 9월에 알게 하죠. 더는 불쌍하지 않을 때.</w:t>
-      </w:r>
-    </w:p>
-    <w:p>
-      <w:pPr>
-        <w:pStyle w:val="BodyText"/>
-      </w:pPr>
-      <w:r>
-        <w:t xml:space="preserve">알렉세이: 좋아요. 숫자는 나왔어요. 이제 핵심. 85명에게 어떻게 말하죠?</w:t>
-      </w:r>
-    </w:p>
-    <w:p>
-      <w:pPr>
-        <w:pStyle w:val="BodyText"/>
-      </w:pPr>
-      <w:r>
-        <w:t xml:space="preserve">디마: 편지로요? 전원 메일로?</w:t>
-      </w:r>
-    </w:p>
-    <w:p>
-      <w:pPr>
-        <w:pStyle w:val="BodyText"/>
-      </w:pPr>
-      <w:r>
-        <w:t xml:space="preserve">올가: 아니요. 편지로는 주차 얘기를 해요. 돈 얘기는 — 얼굴 보고.</w:t>
-      </w:r>
-    </w:p>
-    <w:p>
-      <w:pPr>
-        <w:pStyle w:val="BodyText"/>
-      </w:pPr>
-      <w:r>
-        <w:t xml:space="preserve">알렉세이: 그럼 전체 회의. 전원. 금요일. 지역은 — 화상으로. 블라디보스토크의 안톤은 밤 11시겠네요.</w:t>
-      </w:r>
-    </w:p>
-    <w:p>
-      <w:pPr>
-        <w:pStyle w:val="BodyText"/>
-      </w:pPr>
-      <w:r>
-        <w:t xml:space="preserve">이리나: 뭐라고 하실 거예요?</w:t>
-      </w:r>
-    </w:p>
-    <w:p>
-      <w:pPr>
-        <w:pStyle w:val="BodyText"/>
-      </w:pPr>
-      <w:r>
-        <w:t xml:space="preserve">알렉세이: 사실대로요. 먼저 — 15명 얘기. 3월에 있었던 일. 명단이 있었다는 것. 이제는 없다는 것.</w:t>
-      </w:r>
-    </w:p>
-    <w:p>
-      <w:pPr>
-        <w:pStyle w:val="BodyText"/>
-      </w:pPr>
-      <w:r>
-        <w:t xml:space="preserve">키릴: 명단 얘기를요? 명단을 말하겠다고요? 사람들이 뒤늦게 겁먹을 거예요.</w:t>
-      </w:r>
-    </w:p>
-    <w:p>
-      <w:pPr>
-        <w:pStyle w:val="BodyText"/>
-      </w:pPr>
-      <w:r>
-        <w:t xml:space="preserve">알렉세이: 이미 겁먹었어. 3월에. 제냐는 차에서 울었고. 표트르는 못 잤고. 글레브는 겁먹은 사람에게 전화했어. 두려움은 있었어. 취소할 수는 없어. 이름을 붙일 수만 있지. 「다 괜찮다」고 하면 — 안 믿을 거야. 「명단이 있었고, 이제 없다」고 하면 — 믿을 거야.</w:t>
-      </w:r>
-    </w:p>
-    <w:p>
-      <w:pPr>
-        <w:pStyle w:val="BodyText"/>
-      </w:pPr>
-      <w:r>
-        <w:t xml:space="preserve">올가: 맞아요. 불편하지만 맞아요. 이름 붙인 두려움은 — 작아져요.</w:t>
-      </w:r>
-    </w:p>
-    <w:p>
-      <w:pPr>
-        <w:pStyle w:val="BodyText"/>
-      </w:pPr>
-      <w:r>
-        <w:t xml:space="preserve">이리나: 그다음은요? 「명단은 없다」 다음엔?</w:t>
-      </w:r>
-    </w:p>
-    <w:p>
-      <w:pPr>
-        <w:pStyle w:val="BodyText"/>
-      </w:pPr>
-      <w:r>
-        <w:t xml:space="preserve">알렉세이: 그다음 — 동결. 숫자. 당신 숫자. 자발적으로 서명할 사람은 — 서명하고. 못 하는 사람은 — 안 하고. 불이익 없이.</w:t>
-      </w:r>
-    </w:p>
-    <w:p>
-      <w:pPr>
-        <w:pStyle w:val="BodyText"/>
-      </w:pPr>
-      <w:r>
-        <w:t xml:space="preserve">디마: 아무도 서명 안 하면요?</w:t>
-      </w:r>
-    </w:p>
-    <w:p>
-      <w:pPr>
-        <w:pStyle w:val="BodyText"/>
-      </w:pPr>
-      <w:r>
-        <w:t xml:space="preserve">알렉세이: 그럼 계속 찾아. 명단은 안 돌아와. 이름을 소리 내 읽겠다고 약속했어. 읽을 거야. 하지만 그 이유로는 아니야.</w:t>
-      </w:r>
-    </w:p>
-    <w:p>
-      <w:pPr>
-        <w:pStyle w:val="BodyText"/>
-      </w:pPr>
-      <w:r>
-        <w:t xml:space="preserve">이리나: 그럼 무슨 이유로요?</w:t>
-      </w:r>
-    </w:p>
-    <w:p>
-      <w:pPr>
-        <w:pStyle w:val="BodyText"/>
-      </w:pPr>
-      <w:r>
-        <w:t xml:space="preserve">알렉세이: 보게 될 거예요. 금요일에.</w:t>
+        <w:t xml:space="preserve">이리나: 선택지는 셋이에요. 첫째는 15명 감원인데, 오늘 아침 제가 직접 지웠어요.</w:t>
+      </w:r>
+    </w:p>
+    <w:p>
+      <w:pPr>
+        <w:pStyle w:val="BodyText"/>
+      </w:pPr>
+      <w:r>
+        <w:t xml:space="preserve">디마: 지우셨어요? 이리나 세르게예브나가 직접요?</w:t>
+      </w:r>
+    </w:p>
+    <w:p>
+      <w:pPr>
+        <w:pStyle w:val="BodyText"/>
+      </w:pPr>
+      <w:r>
+        <w:t xml:space="preserve">이리나: 직접요. 트리거는 작동 안 했고, 우리는 합의했어요. 합의는 합의예요.</w:t>
+      </w:r>
+    </w:p>
+    <w:p>
+      <w:pPr>
+        <w:pStyle w:val="BodyText"/>
+      </w:pPr>
+      <w:r>
+        <w:t xml:space="preserve">올가: 좋아요. 그럼 둘째 선택지는요?</w:t>
+      </w:r>
+    </w:p>
+    <w:p>
+      <w:pPr>
+        <w:pStyle w:val="BodyText"/>
+      </w:pPr>
+      <w:r>
+        <w:t xml:space="preserve">이리나: 둘째는 전원 급여 10퍼센트 삭감이에요. 월 200만 절감, 딱 여름만큼이에요.</w:t>
+      </w:r>
+    </w:p>
+    <w:p>
+      <w:pPr>
+        <w:pStyle w:val="BodyText"/>
+      </w:pPr>
+      <w:r>
+        <w:t xml:space="preserve">올가: 법적으로 그냥 삭감할 수는 없어요: 한 사람 한 사람의 동의나 2개월 전 통보가 필요해요. 74조예요.</w:t>
+      </w:r>
+    </w:p>
+    <w:p>
+      <w:pPr>
+        <w:pStyle w:val="BodyText"/>
+      </w:pPr>
+      <w:r>
+        <w:t xml:space="preserve">이리나: 알아요, 그래서 셋째, 동결이 있어요. 올해는 누구도 물가 연동 인상이 없고, 영업 보너스는 세진처럼 상한제, 창업자는 4년 차 때처럼 마이너스 30퍼센트예요. 동의 없이 안 되는 건 삭감뿐이고, 안 올리는 건 돼요. 합법이고 정직해요.</w:t>
+      </w:r>
+    </w:p>
+    <w:p>
+      <w:pPr>
+        <w:pStyle w:val="BodyText"/>
+      </w:pPr>
+      <w:r>
+        <w:t xml:space="preserve">알렉세이: 셋째 선택지로는 돈이 얼마나 나와요?</w:t>
+      </w:r>
+    </w:p>
+    <w:p>
+      <w:pPr>
+        <w:pStyle w:val="BodyText"/>
+      </w:pPr>
+      <w:r>
+        <w:t xml:space="preserve">이리나: 월 190만이고 10만이 모자라요. 소소한 거라 임대료에서 찾을게요.</w:t>
+      </w:r>
+    </w:p>
+    <w:p>
+      <w:pPr>
+        <w:pStyle w:val="BodyText"/>
+      </w:pPr>
+      <w:r>
+        <w:t xml:space="preserve">키릴: 저도요? 제 급여도 마이너스 30퍼센트로 해 주세요. 제가 먼저 내고 싶어요.</w:t>
+      </w:r>
+    </w:p>
+    <w:p>
+      <w:pPr>
+        <w:pStyle w:val="BodyText"/>
+      </w:pPr>
+      <w:r>
+        <w:t xml:space="preserve">알렉세이: 키릴, 이건 네 반대 의견에 대한 벌이 아니야. 아무것도 증명할 필요 없어.</w:t>
+      </w:r>
+    </w:p>
+    <w:p>
+      <w:pPr>
+        <w:pStyle w:val="BodyText"/>
+      </w:pPr>
+      <w:r>
+        <w:t xml:space="preserve">키릴: 벌이 아니라 제 선택이에요. 제가 아직 고르는 중이라고 직접 그러셨잖아요.</w:t>
+      </w:r>
+    </w:p>
+    <w:p>
+      <w:pPr>
+        <w:pStyle w:val="BodyText"/>
+      </w:pPr>
+      <w:r>
+        <w:t xml:space="preserve">올가: 키릴, 받아들여요. 다른 사람들처럼 자발적으로, 서면으로요.</w:t>
+      </w:r>
+    </w:p>
+    <w:p>
+      <w:pPr>
+        <w:pStyle w:val="BodyText"/>
+      </w:pPr>
+      <w:r>
+        <w:t xml:space="preserve">디마: 제 여섯은요? 제냐, 표트르는요? 기본급이 적어서 동결이 아플 거예요.</w:t>
+      </w:r>
+    </w:p>
+    <w:p>
+      <w:pPr>
+        <w:pStyle w:val="BodyText"/>
+      </w:pPr>
+      <w:r>
+        <w:t xml:space="preserve">이리나: 중위값 아래 급여는 동결하되 1월에 의무적으로 인상해요. 이미 문서에 적어 넣었어요.</w:t>
+      </w:r>
+    </w:p>
+    <w:p>
+      <w:pPr>
+        <w:pStyle w:val="BodyText"/>
+      </w:pPr>
+      <w:r>
+        <w:t xml:space="preserve">코르닐로바: 트레이너는요? 다섯 명인데, 지금도 클리닉보다 적게 받아요.</w:t>
+      </w:r>
+    </w:p>
+    <w:p>
+      <w:pPr>
+        <w:pStyle w:val="BodyText"/>
+      </w:pPr>
+      <w:r>
+        <w:t xml:space="preserve">이리나: 트레이너도 모두처럼 동결이에요. 선생님은 원하시면 마이너스 30을 하실 수 있지만, 의무는 아니에요.</w:t>
+      </w:r>
+    </w:p>
+    <w:p>
+      <w:pPr>
+        <w:pStyle w:val="BodyText"/>
+      </w:pPr>
+      <w:r>
+        <w:t xml:space="preserve">코르닐로바: 원해요, 마이너스 30. 다만 트레이너들한테는 말하지 마요, 날 불쌍히 여길 텐데 그건 못 참아요.</w:t>
+      </w:r>
+    </w:p>
+    <w:p>
+      <w:pPr>
+        <w:pStyle w:val="BodyText"/>
+      </w:pPr>
+      <w:r>
+        <w:t xml:space="preserve">이리나: 말 안 할게요. 그래도 알게 될 거예요, 트레이너는 늘 다 아니까요.</w:t>
+      </w:r>
+    </w:p>
+    <w:p>
+      <w:pPr>
+        <w:pStyle w:val="BodyText"/>
+      </w:pPr>
+      <w:r>
+        <w:t xml:space="preserve">코르닐로바: 그럼 더는 불쌍할 게 없는 9월에 알게 하죠.</w:t>
+      </w:r>
+    </w:p>
+    <w:p>
+      <w:pPr>
+        <w:pStyle w:val="BodyText"/>
+      </w:pPr>
+      <w:r>
+        <w:t xml:space="preserve">알렉세이: 좋아요, 숫자는 나왔어요. 이제 핵심: 85명에게 이걸 어떻게 말하죠?</w:t>
+      </w:r>
+    </w:p>
+    <w:p>
+      <w:pPr>
+        <w:pStyle w:val="BodyText"/>
+      </w:pPr>
+      <w:r>
+        <w:t xml:space="preserve">디마: 편지로 할까요? 전원에게 메일로요?</w:t>
+      </w:r>
+    </w:p>
+    <w:p>
+      <w:pPr>
+        <w:pStyle w:val="BodyText"/>
+      </w:pPr>
+      <w:r>
+        <w:t xml:space="preserve">올가: 아니요. 편지로는 주차 얘기를 해요. 돈 얘기는 얼굴 보고 해야죠, 안 그러면 사람들은 우리가 숨는다고 생각해요.</w:t>
+      </w:r>
+    </w:p>
+    <w:p>
+      <w:pPr>
+        <w:pStyle w:val="BodyText"/>
+      </w:pPr>
+      <w:r>
+        <w:t xml:space="preserve">알렉세이: 그럼 금요일에 전체 회의를 해요, 전원, 지역은 화상으로요. 블라디보스토크의 안톤은 밤 11시겠네요.</w:t>
+      </w:r>
+    </w:p>
+    <w:p>
+      <w:pPr>
+        <w:pStyle w:val="BodyText"/>
+      </w:pPr>
+      <w:r>
+        <w:t xml:space="preserve">이리나: 그 회의에서 정확히 뭐라고 하실 거예요?</w:t>
+      </w:r>
+    </w:p>
+    <w:p>
+      <w:pPr>
+        <w:pStyle w:val="BodyText"/>
+      </w:pPr>
+      <w:r>
+        <w:t xml:space="preserve">알렉세이: 사실대로요. 먼저 15명 얘기: 3월에 있었던 일, 명단이 있었다는 것, 그리고 이제는 없다는 것.</w:t>
+      </w:r>
+    </w:p>
+    <w:p>
+      <w:pPr>
+        <w:pStyle w:val="BodyText"/>
+      </w:pPr>
+      <w:r>
+        <w:t xml:space="preserve">키릴: 명단 얘기를요? 정말 명단을 말하겠다고요? 사람들이 뒤늦게 겁먹을 거예요.</w:t>
+      </w:r>
+    </w:p>
+    <w:p>
+      <w:pPr>
+        <w:pStyle w:val="BodyText"/>
+      </w:pPr>
+      <w:r>
+        <w:t xml:space="preserve">알렉세이: 이미 3월에 겁먹었어. 제냐는 차에서 울었고, 표트르는 못 잤고, 글레브는 겁먹은 사람들에게 전화했어. 두려움은 있었고 취소할 수 없어, 이름을 붙일 수만 있지. 「다 괜찮다」고 하면 안 믿을 거야. 「명단이 있었고, 이제 없다」고 하면 믿을 거야.</w:t>
+      </w:r>
+    </w:p>
+    <w:p>
+      <w:pPr>
+        <w:pStyle w:val="BodyText"/>
+      </w:pPr>
+      <w:r>
+        <w:t xml:space="preserve">올가: 맞아요, 불편하지만 맞아요. 이름 붙인 두려움은 작아져요.</w:t>
+      </w:r>
+    </w:p>
+    <w:p>
+      <w:pPr>
+        <w:pStyle w:val="BodyText"/>
+      </w:pPr>
+      <w:r>
+        <w:t xml:space="preserve">이리나: 그다음은요? 「명단은 없다」 다음엔요?</w:t>
+      </w:r>
+    </w:p>
+    <w:p>
+      <w:pPr>
+        <w:pStyle w:val="BodyText"/>
+      </w:pPr>
+      <w:r>
+        <w:t xml:space="preserve">알렉세이: 그다음엔 동결과 숫자, 당신 숫자요. 자발적으로 서명할 사람은 서명하고, 못 하는 사람은 안 하고, 불이익은 없어요.</w:t>
+      </w:r>
+    </w:p>
+    <w:p>
+      <w:pPr>
+        <w:pStyle w:val="BodyText"/>
+      </w:pPr>
+      <w:r>
+        <w:t xml:space="preserve">디마: 만약 아무도 서명 안 하면요?</w:t>
+      </w:r>
+    </w:p>
+    <w:p>
+      <w:pPr>
+        <w:pStyle w:val="BodyText"/>
+      </w:pPr>
+      <w:r>
+        <w:t xml:space="preserve">알렉세이: 그럼 계속 찾는 거지. 하지만 명단은 안 돌아와. 이름을 소리 내 읽겠다고 약속했고 읽을 거야. 다만 전혀 다른 이유로.</w:t>
+      </w:r>
+    </w:p>
+    <w:p>
+      <w:pPr>
+        <w:pStyle w:val="BodyText"/>
+      </w:pPr>
+      <w:r>
+        <w:t xml:space="preserve">이리나: 그럼 무슨 이유로요? 이해가 안 돼요.</w:t>
+      </w:r>
+    </w:p>
+    <w:p>
+      <w:pPr>
+        <w:pStyle w:val="BodyText"/>
+      </w:pPr>
+      <w:r>
+        <w:t xml:space="preserve">알렉세이: 금요일에 보게 될 거예요, 이리나. 미리 말해서 그 순간을 망치고 싶지 않아요.</w:t>
       </w:r>
     </w:p>
     <w:bookmarkEnd w:id="34"/>
@@ -3888,159 +3888,159 @@
         <w:pStyle w:val="FirstParagraph"/>
       </w:pPr>
       <w:r>
-        <w:t xml:space="preserve">디마: 다 왔어요. 홀에 60명. 화면에 25명. 블라디보스토크, 노보시비르스크, 예카테린부르크. 시작하세요.</w:t>
-      </w:r>
-    </w:p>
-    <w:p>
-      <w:pPr>
-        <w:pStyle w:val="BodyText"/>
-      </w:pPr>
-      <w:r>
-        <w:t xml:space="preserve">알렉세이: 안녕하세요. 와 주셔서 고맙습니다. 블라디보스토크, 안톤 — 특별히 고마워요. 거긴 벌써 밤이죠.</w:t>
-      </w:r>
-    </w:p>
-    <w:p>
-      <w:pPr>
-        <w:pStyle w:val="BodyText"/>
-      </w:pPr>
-      <w:r>
-        <w:t xml:space="preserve">안톤: 밤이에요, 알렉세이 니콜라예비치. 하지만 익숙해요. 말씀하세요.</w:t>
-      </w:r>
-    </w:p>
-    <w:p>
-      <w:pPr>
-        <w:pStyle w:val="BodyText"/>
-      </w:pPr>
-      <w:r>
-        <w:t xml:space="preserve">알렉세이: 3월에 루블이 떨어졌어요. 우리는 세진에 달러로 내고, 루블로 팝니다. 매달 400만씩 잃었어요. 이리나 세르게예브나가 계산했어요: 살아남으려면 15명을 감원해야 한다고. 명단이 있었어요. 이름 없이, 직무만. 여러분이 이걸 우연히 알게 되는 게 싫어요.</w:t>
-      </w:r>
-    </w:p>
-    <w:p>
-      <w:pPr>
-        <w:pStyle w:val="BodyText"/>
-      </w:pPr>
-      <w:r>
-        <w:t xml:space="preserve">제냐: 알고 있었어요. 음… 짐작했어요.</w:t>
-      </w:r>
-    </w:p>
-    <w:p>
-      <w:pPr>
-        <w:pStyle w:val="BodyText"/>
-      </w:pPr>
-      <w:r>
-        <w:t xml:space="preserve">알렉세이: 알아요, 제냐. 그래서 말하는 거예요. 그때 합의했어요: 5월 마이너스가 400만을 넘으면 — 내가 이름을 소리 내 읽는다고. 직접. 여기서. 5월 마이너스는 — 160만. 트리거는 작동 안 했어요. 이리나 세르게예브나가 감원을 직접 지웠어요. 명단은 없어요. 앞으로도 없을 거예요.</w:t>
-      </w:r>
-    </w:p>
-    <w:p>
-      <w:pPr>
-        <w:pStyle w:val="BodyText"/>
-      </w:pPr>
-      <w:r>
-        <w:t xml:space="preserve">표트르: 아예 없어요?</w:t>
-      </w:r>
-    </w:p>
-    <w:p>
-      <w:pPr>
-        <w:pStyle w:val="BodyText"/>
-      </w:pPr>
-      <w:r>
-        <w:t xml:space="preserve">알렉세이: 올해는 없어요. 약속해요. 하지만 여름이 — 힘들어요. 600만의 구멍. 동결을 제안합니다.</w:t>
-      </w:r>
-    </w:p>
-    <w:p>
-      <w:pPr>
-        <w:pStyle w:val="BodyText"/>
-      </w:pPr>
-      <w:r>
-        <w:t xml:space="preserve">이리나: 숫자. 1분만. 올해 물가 연동 인상 없음. 영업 보너스 — 상한제. 창업자 — 마이너스 30퍼센트. 중위값 아래 급여 — 1월 인상, 의무, 문서에 적혀 있어요. 이걸로 여름이 메워져요. 거의. 월 10만이 모자라요. 그건 제가 찾을게요.</w:t>
-      </w:r>
-    </w:p>
-    <w:p>
-      <w:pPr>
-        <w:pStyle w:val="BodyText"/>
-      </w:pPr>
-      <w:r>
-        <w:t xml:space="preserve">나타샤: 제가 못 하면요? 주택 대출에 아들도 있어요. 천 루블 하나하나 세며 살아요.</w:t>
-      </w:r>
-    </w:p>
-    <w:p>
-      <w:pPr>
-        <w:pStyle w:val="BodyText"/>
-      </w:pPr>
-      <w:r>
-        <w:t xml:space="preserve">올가: 나타샤, 그럼 서명하지 마요. 자발적이에요. 불이익 없어요. 내가 직접 확인할게요.</w:t>
-      </w:r>
-    </w:p>
-    <w:p>
-      <w:pPr>
-        <w:pStyle w:val="BodyText"/>
-      </w:pPr>
-      <w:r>
-        <w:t xml:space="preserve">나타샤: 저를 쳐다보지 않을까요? 서명 안 한 사람이라고?</w:t>
-      </w:r>
-    </w:p>
-    <w:p>
-      <w:pPr>
-        <w:pStyle w:val="BodyText"/>
-      </w:pPr>
-      <w:r>
-        <w:t xml:space="preserve">알렉세이: 나타샤, 서명은 올가 페트로브나만 봐요. 저도 못 봐요. 채널 규칙이에요.</w:t>
-      </w:r>
-    </w:p>
-    <w:p>
-      <w:pPr>
-        <w:pStyle w:val="BodyText"/>
-      </w:pPr>
-      <w:r>
-        <w:t xml:space="preserve">조야: 알렉세이 니콜라예비치, 저도 말해도 돼요? 조야 미하일로브나. 상담선. 5년 차.</w:t>
-      </w:r>
-    </w:p>
-    <w:p>
-      <w:pPr>
-        <w:pStyle w:val="BodyText"/>
-      </w:pPr>
-      <w:r>
-        <w:t xml:space="preserve">알렉세이: 물론이죠.</w:t>
-      </w:r>
-    </w:p>
-    <w:p>
-      <w:pPr>
-        <w:pStyle w:val="BodyText"/>
-      </w:pPr>
-      <w:r>
-        <w:t xml:space="preserve">조야: 4년 차를 기억해요. 보너스가 40퍼센트 떨어졌을 때. 그때 대표님은 본인 급여를 30퍼센트 깎으셨죠. 우린 우연히 알았어요, 한 달 뒤, 경리팀에서. 대표님은 아무 말 안 하셨어요. 그때 서운했어요. 돈 때문이 아니라. 대표님한테서 듣지 못해서.</w:t>
-      </w:r>
-    </w:p>
-    <w:p>
-      <w:pPr>
-        <w:pStyle w:val="BodyText"/>
-      </w:pPr>
-      <w:r>
-        <w:t xml:space="preserve">알렉세이: 말 안 했죠. 자랑 같아서요.</w:t>
-      </w:r>
-    </w:p>
-    <w:p>
-      <w:pPr>
-        <w:pStyle w:val="BodyText"/>
-      </w:pPr>
-      <w:r>
-        <w:t xml:space="preserve">조야: 지금은 바로 말씀하셨어요. 그게 나아요. 우린 우연히 아는 게 싫어요.</w:t>
-      </w:r>
-    </w:p>
-    <w:p>
-      <w:pPr>
-        <w:pStyle w:val="BodyText"/>
-      </w:pPr>
-      <w:r>
-        <w:t xml:space="preserve">알렉세이: 배우는 중이에요, 조야 미하일로브나. 천천히.</w:t>
-      </w:r>
-    </w:p>
-    <w:p>
-      <w:pPr>
-        <w:pStyle w:val="BodyText"/>
-      </w:pPr>
-      <w:r>
-        <w:t xml:space="preserve">키릴: 저도 돼요? 하나만 말하고 싶어요. 3월에 전 글레브의 돈을 거절하는 데 반대했어요. 공식적으로, 의사록에. 명단이 없기를 바랐어요. 방법은 틀렸어요. 하지만 바람은 틀리지 않았어요. 동결에 서명해요. 그리고 마이너스 30도 — 자발적으로. 잘못해서가 아니에요. 이게 제 방법이라서요.</w:t>
+        <w:t xml:space="preserve">디마: 다 왔어요: 홀에 60명, 화면에 블라디보스토크, 노보시비르스크, 예카테린부르크 25명. 시작하셔도 돼요.</w:t>
+      </w:r>
+    </w:p>
+    <w:p>
+      <w:pPr>
+        <w:pStyle w:val="BodyText"/>
+      </w:pPr>
+      <w:r>
+        <w:t xml:space="preserve">알렉세이: 안녕하세요, 와 주셔서 고맙습니다. 블라디보스토크의 안톤, 거긴 벌써 밤이니 특별히 고마워요.</w:t>
+      </w:r>
+    </w:p>
+    <w:p>
+      <w:pPr>
+        <w:pStyle w:val="BodyText"/>
+      </w:pPr>
+      <w:r>
+        <w:t xml:space="preserve">안톤: 밤이에요, 알렉세이 니콜라예비치. 하지만 익숙해요. 말씀하세요, 듣고 있어요.</w:t>
+      </w:r>
+    </w:p>
+    <w:p>
+      <w:pPr>
+        <w:pStyle w:val="BodyText"/>
+      </w:pPr>
+      <w:r>
+        <w:t xml:space="preserve">알렉세이: 3월에 루블이 떨어졌어요. 우리는 세진에 달러로 내고 루블로 팔아서, 매달 400만씩 잃었어요. 이리나 세르게예브나가 살아남으려면 15명을 감원해야 한다고 계산했어요. 이름 없이 직무만 적힌 명단이 있었어요. 여러분이 이걸 우연히 알게 되는 게 싫어서 제가 직접 말하는 거예요.</w:t>
+      </w:r>
+    </w:p>
+    <w:p>
+      <w:pPr>
+        <w:pStyle w:val="BodyText"/>
+      </w:pPr>
+      <w:r>
+        <w:t xml:space="preserve">제냐: 알고 있었어요. 음… 적어도 짐작은 했어요.</w:t>
+      </w:r>
+    </w:p>
+    <w:p>
+      <w:pPr>
+        <w:pStyle w:val="BodyText"/>
+      </w:pPr>
+      <w:r>
+        <w:t xml:space="preserve">알렉세이: 알아요, 제냐, 그래서 말하는 거예요. 그때 합의했어요: 5월 마이너스가 400만을 넘으면 내가 여기서 직접 이름을 소리 내 읽는다고. 5월 마이너스는 160만이에요. 트리거는 작동 안 했고, 이리나 세르게예브나가 직접 감원을 지웠어요. 명단은 없고, 앞으로도 없을 거예요.</w:t>
+      </w:r>
+    </w:p>
+    <w:p>
+      <w:pPr>
+        <w:pStyle w:val="BodyText"/>
+      </w:pPr>
+      <w:r>
+        <w:t xml:space="preserve">표트르: 아예 없어요? 그걸 약속하실 수 있어요?</w:t>
+      </w:r>
+    </w:p>
+    <w:p>
+      <w:pPr>
+        <w:pStyle w:val="BodyText"/>
+      </w:pPr>
+      <w:r>
+        <w:t xml:space="preserve">알렉세이: 올해는 없어요, 약속해요. 하지만 여름이 힘들 거예요: 600만의 구멍이 있어서 동결을 제안합니다.</w:t>
+      </w:r>
+    </w:p>
+    <w:p>
+      <w:pPr>
+        <w:pStyle w:val="BodyText"/>
+      </w:pPr>
+      <w:r>
+        <w:t xml:space="preserve">이리나: 숫자는 1분이면 돼요. 올해 물가 연동 인상은 없어요. 영업 보너스는 상한제예요. 창업자는 마이너스 30퍼센트예요. 중위값 아래 급여는 1월에 의무적으로 인상되고, 문서에 적혀 있어요. 이걸로 여름이 거의 메워지고, 모자라는 월 10만은 제가 직접 찾을게요.</w:t>
+      </w:r>
+    </w:p>
+    <w:p>
+      <w:pPr>
+        <w:pStyle w:val="BodyText"/>
+      </w:pPr>
+      <w:r>
+        <w:t xml:space="preserve">나타샤: 제가 못 하면요? 주택 대출에 아들도 있어서 천 루블 하나하나 세며 살아요.</w:t>
+      </w:r>
+    </w:p>
+    <w:p>
+      <w:pPr>
+        <w:pStyle w:val="BodyText"/>
+      </w:pPr>
+      <w:r>
+        <w:t xml:space="preserve">올가: 나타샤, 그럼 서명하지 마요. 자발적이에요. 불이익 없어요, 내가 직접 확인할게요.</w:t>
+      </w:r>
+    </w:p>
+    <w:p>
+      <w:pPr>
+        <w:pStyle w:val="BodyText"/>
+      </w:pPr>
+      <w:r>
+        <w:t xml:space="preserve">나타샤: 나중에 다들 저를 서명 안 한 사람으로 쳐다보지 않을까요?</w:t>
+      </w:r>
+    </w:p>
+    <w:p>
+      <w:pPr>
+        <w:pStyle w:val="BodyText"/>
+      </w:pPr>
+      <w:r>
+        <w:t xml:space="preserve">알렉세이: 나타샤, 서명은 올가 페트로브나만 봐요, 저도 못 봐요. 채널 규칙이에요.</w:t>
+      </w:r>
+    </w:p>
+    <w:p>
+      <w:pPr>
+        <w:pStyle w:val="BodyText"/>
+      </w:pPr>
+      <w:r>
+        <w:t xml:space="preserve">조야: 알렉세이 니콜라예비치, 저도 말해도 돼요? 상담선의 조야 미하일로브나예요, 5년 차예요.</w:t>
+      </w:r>
+    </w:p>
+    <w:p>
+      <w:pPr>
+        <w:pStyle w:val="BodyText"/>
+      </w:pPr>
+      <w:r>
+        <w:t xml:space="preserve">알렉세이: 물론이죠, 조야 미하일로브나. 듣고 있어요.</w:t>
+      </w:r>
+    </w:p>
+    <w:p>
+      <w:pPr>
+        <w:pStyle w:val="BodyText"/>
+      </w:pPr>
+      <w:r>
+        <w:t xml:space="preserve">조야: 보너스가 40퍼센트 떨어졌던 4년 차를 기억해요. 그때 대표님은 본인 급여를 30퍼센트 깎으셨는데, 우린 한 달 뒤 경리팀에서 우연히 알았어요. 대표님은 아무 말 안 하셨죠. 그때 서운했어요, 돈 때문이 아니라 대표님한테서 듣지 못해서요.</w:t>
+      </w:r>
+    </w:p>
+    <w:p>
+      <w:pPr>
+        <w:pStyle w:val="BodyText"/>
+      </w:pPr>
+      <w:r>
+        <w:t xml:space="preserve">알렉세이: 네, 말 안 했죠. 자랑하는 것처럼 보일 것 같았어요.</w:t>
+      </w:r>
+    </w:p>
+    <w:p>
+      <w:pPr>
+        <w:pStyle w:val="BodyText"/>
+      </w:pPr>
+      <w:r>
+        <w:t xml:space="preserve">조야: 지금은 바로 말씀하셨고, 그게 나아요. 우린 중요한 걸 우연히 아는 게 싫어요.</w:t>
+      </w:r>
+    </w:p>
+    <w:p>
+      <w:pPr>
+        <w:pStyle w:val="BodyText"/>
+      </w:pPr>
+      <w:r>
+        <w:t xml:space="preserve">알렉세이: 배우는 중이에요, 조야 미하일로브나, 천천히지만요.</w:t>
+      </w:r>
+    </w:p>
+    <w:p>
+      <w:pPr>
+        <w:pStyle w:val="BodyText"/>
+      </w:pPr>
+      <w:r>
+        <w:t xml:space="preserve">키릴: 저도 하나만 말해도 돼요? 3월에 전 명단이 없기를 바라서, 의사록에 공식적으로 글레브의 돈을 거절하는 데 반대했어요. 방법은 틀렸지만 바람은 틀리지 않았어요. 그래서 동결에 서명하고, 마이너스 30도 자발적으로 해요. 잘못해서가 아니라, 이게 제 방법이라서요.</w:t>
       </w:r>
     </w:p>
     <w:p>
@@ -4056,71 +4056,71 @@
         <w:pStyle w:val="BodyText"/>
       </w:pPr>
       <w:r>
-        <w:t xml:space="preserve">키릴: 창업자 아니지. 하지만 나도 너희가 남길 바랐어. 이제 분필 냄새 안 나는 방법이 생겼어.</w:t>
-      </w:r>
-    </w:p>
-    <w:p>
-      <w:pPr>
-        <w:pStyle w:val="BodyText"/>
-      </w:pPr>
-      <w:r>
-        <w:t xml:space="preserve">디마: 「분필 냄새 안 나는」. 그건 어디서 들었어?</w:t>
-      </w:r>
-    </w:p>
-    <w:p>
-      <w:pPr>
-        <w:pStyle w:val="BodyText"/>
-      </w:pPr>
-      <w:r>
-        <w:t xml:space="preserve">키릴: 알렉세이 니콜라예비치한테서요. 할머니 얘기를 해 주셨어요. 3월에, 지하철역 앞에서.</w:t>
-      </w:r>
-    </w:p>
-    <w:p>
-      <w:pPr>
-        <w:pStyle w:val="BodyText"/>
-      </w:pPr>
-      <w:r>
-        <w:t xml:space="preserve">안톤: 블라디보스토크예요. 해도 될까요? 사무실에 셋이에요. 말씀하시는 동안 의논했어요. 셋 다 서명해요. 그리고 하나 더. 임대료 아이디어가 있어요. 트카치 창고에 빈 칸이 있어요. 우리를 반값에 받아 주겠대요. 월 10만이에요.</w:t>
-      </w:r>
-    </w:p>
-    <w:p>
-      <w:pPr>
-        <w:pStyle w:val="BodyText"/>
-      </w:pPr>
-      <w:r>
-        <w:t xml:space="preserve">이리나: 10만. 딱 모자랐던 만큼. 안톤, 어떻게 알았어요?</w:t>
-      </w:r>
-    </w:p>
-    <w:p>
-      <w:pPr>
-        <w:pStyle w:val="BodyText"/>
-      </w:pPr>
-      <w:r>
-        <w:t xml:space="preserve">안톤: 몰랐어요. 우리 몫만 계산했을 뿐이에요.</w:t>
-      </w:r>
-    </w:p>
-    <w:p>
-      <w:pPr>
-        <w:pStyle w:val="BodyText"/>
-      </w:pPr>
-      <w:r>
-        <w:t xml:space="preserve">알렉세이: 잠깐요. 아직 하나 안 했어요. 이름을 소리 내 읽겠다고 약속했죠. 읽을게요. 전부. 85명.</w:t>
-      </w:r>
-    </w:p>
-    <w:p>
-      <w:pPr>
-        <w:pStyle w:val="BodyText"/>
-      </w:pPr>
-      <w:r>
-        <w:t xml:space="preserve">디마: 전부요? 왜요?</w:t>
-      </w:r>
-    </w:p>
-    <w:p>
-      <w:pPr>
-        <w:pStyle w:val="BodyText"/>
-      </w:pPr>
-      <w:r>
-        <w:t xml:space="preserve">알렉세이: 3월에 나한테는 칸 15개짜리 표가 있었으니까요. 노보시비르스크의 알랴가 그런 말을 한 적 있어요: 「난 표의 칸이다」. 다시는 그러지 않겠다고 약속했어요. 오늘 여러분에게 이름 85개의 명단을 드리고 싶어요. 아무도 지우지 않을 명단을.</w:t>
+        <w:t xml:space="preserve">키릴: 창업자는 아니지만, 나도 너희가 남길 바랐어. 이제 분필 냄새 안 나는 방법이 생겼어.</w:t>
+      </w:r>
+    </w:p>
+    <w:p>
+      <w:pPr>
+        <w:pStyle w:val="BodyText"/>
+      </w:pPr>
+      <w:r>
+        <w:t xml:space="preserve">디마: 「분필 냄새 안 나는」이라… 그 표현은 어디서 들었어?</w:t>
+      </w:r>
+    </w:p>
+    <w:p>
+      <w:pPr>
+        <w:pStyle w:val="BodyText"/>
+      </w:pPr>
+      <w:r>
+        <w:t xml:space="preserve">키릴: 알렉세이 니콜라예비치한테서요. 3월에 지하철역 앞에서 할머니 얘기를 해 주셨어요.</w:t>
+      </w:r>
+    </w:p>
+    <w:p>
+      <w:pPr>
+        <w:pStyle w:val="BodyText"/>
+      </w:pPr>
+      <w:r>
+        <w:t xml:space="preserve">안톤: 블라디보스토크예요, 해도 될까요? 사무실에 셋인데, 말씀하시는 동안 의논해서 셋 다 서명해요. 그리고 임대료 아이디어도 있어요. 트카치 창고에 빈 칸이 있는데, 우리를 반값에 받아 주겠대요. 월 10만이에요.</w:t>
+      </w:r>
+    </w:p>
+    <w:p>
+      <w:pPr>
+        <w:pStyle w:val="BodyText"/>
+      </w:pPr>
+      <w:r>
+        <w:t xml:space="preserve">이리나: 10만이면 딱 모자랐던 만큼이에요. 안톤, 그걸 어떻게 알았어요?</w:t>
+      </w:r>
+    </w:p>
+    <w:p>
+      <w:pPr>
+        <w:pStyle w:val="BodyText"/>
+      </w:pPr>
+      <w:r>
+        <w:t xml:space="preserve">안톤: 아무것도 몰랐어요. 그냥 우리 몫을 계산했을 뿐이에요.</w:t>
+      </w:r>
+    </w:p>
+    <w:p>
+      <w:pPr>
+        <w:pStyle w:val="BodyText"/>
+      </w:pPr>
+      <w:r>
+        <w:t xml:space="preserve">알렉세이: 잠깐요, 아직 하나 안 했어요. 이름을 소리 내 읽겠다고 약속했으니 읽을게요, 85명 전부.</w:t>
+      </w:r>
+    </w:p>
+    <w:p>
+      <w:pPr>
+        <w:pStyle w:val="BodyText"/>
+      </w:pPr>
+      <w:r>
+        <w:t xml:space="preserve">디마: 85명 전부요? 왜요, 알렉세이 니콜라예비치?</w:t>
+      </w:r>
+    </w:p>
+    <w:p>
+      <w:pPr>
+        <w:pStyle w:val="BodyText"/>
+      </w:pPr>
+      <w:r>
+        <w:t xml:space="preserve">알렉세이: 3월에 나한테는 칸 15개짜리 표가 있었으니까요. 노보시비르스크의 알랴가 「난 표의 칸이다」라고 한 적 있어요. 다시는 그러지 않겠다고 약속했어요. 그래서 오늘 여러분에게 아무도, 절대로 지우지 않을 이름 85개의 명단을 드리고 싶어요.</w:t>
       </w:r>
     </w:p>
     <w:bookmarkEnd w:id="35"/>
@@ -4138,15 +4138,15 @@
         <w:pStyle w:val="FirstParagraph"/>
       </w:pPr>
       <w:r>
-        <w:t xml:space="preserve">디마: 조용히. 모두 듣고 있어요. 읽으세요, 알렉세이 니콜라예비치.</w:t>
-      </w:r>
-    </w:p>
-    <w:p>
-      <w:pPr>
-        <w:pStyle w:val="BodyText"/>
-      </w:pPr>
-      <w:r>
-        <w:t xml:space="preserve">알렉세이: 아브라모바 안나. 아키모프 세르게이. 알리나 라시도브나 — 시험관. 벨랴예프 안톤 — 블라디보스토크.</w:t>
+        <w:t xml:space="preserve">디마: 조용히, 모두 듣고 있어요. 읽으세요, 알렉세이 니콜라예비치, 준비됐어요.</w:t>
+      </w:r>
+    </w:p>
+    <w:p>
+      <w:pPr>
+        <w:pStyle w:val="BodyText"/>
+      </w:pPr>
+      <w:r>
+        <w:t xml:space="preserve">알렉세이: 아브라모바 안나. 아키모프 세르게이. 시험관 알리나 라시도브나. 블라디보스토크의 벨랴예프 안톤.</w:t>
       </w:r>
     </w:p>
     <w:p>
@@ -4162,7 +4162,7 @@
         <w:pStyle w:val="BodyText"/>
       </w:pPr>
       <w:r>
-        <w:t xml:space="preserve">알렉세이: 벨로바 이리나. 보론초프 알렉세이. 가브릴로바 나탈리야 — 사무실.</w:t>
+        <w:t xml:space="preserve">알렉세이: 벨로바 이리나. 보론초프 알렉세이. 우리 사무실의 가브릴로바 나탈리야.</w:t>
       </w:r>
     </w:p>
     <w:p>
@@ -4178,15 +4178,15 @@
         <w:pStyle w:val="BodyText"/>
       </w:pPr>
       <w:r>
-        <w:t xml:space="preserve">알렉세이: 제냐 폴랴코바. 자이체프 아르툠. 조야 미하일로브나 — 상담선.</w:t>
-      </w:r>
-    </w:p>
-    <w:p>
-      <w:pPr>
-        <w:pStyle w:val="BodyText"/>
-      </w:pPr>
-      <w:r>
-        <w:t xml:space="preserve">조야: 여기요. 5년 차.</w:t>
+        <w:t xml:space="preserve">알렉세이: 제냐 폴랴코바. 자이체프 아르툠. 우리 상담선의 조야 미하일로브나.</w:t>
+      </w:r>
+    </w:p>
+    <w:p>
+      <w:pPr>
+        <w:pStyle w:val="BodyText"/>
+      </w:pPr>
+      <w:r>
+        <w:t xml:space="preserve">조야: 여기요, 벌써 5년 차예요.</w:t>
       </w:r>
     </w:p>
     <w:p>
@@ -4202,103 +4202,103 @@
         <w:pStyle w:val="BodyText"/>
       </w:pPr>
       <w:r>
-        <w:t xml:space="preserve">코르닐로바: 여기 있어요. 우는 거 아니에요. 알레르기예요.</w:t>
-      </w:r>
-    </w:p>
-    <w:p>
-      <w:pPr>
-        <w:pStyle w:val="BodyText"/>
-      </w:pPr>
-      <w:r>
-        <w:t xml:space="preserve">알렉세이: 표트르 오를로프. 소모프 키릴. 그리고 예순여덟 명 더. 전부 읽을게요. 힘들지 않아요.</w:t>
-      </w:r>
-    </w:p>
-    <w:p>
-      <w:pPr>
-        <w:pStyle w:val="BodyText"/>
-      </w:pPr>
-      <w:r>
-        <w:t xml:space="preserve">디마: 읽으세요. 우린 안 바빠요.</w:t>
-      </w:r>
-    </w:p>
-    <w:p>
-      <w:pPr>
-        <w:pStyle w:val="BodyText"/>
-      </w:pPr>
-      <w:r>
-        <w:t xml:space="preserve">알렉세이: 85명. 전원. 명단을 다 읽었어요. 이게 우리 명단이에요. 아무도 지우지 않을 거예요.</w:t>
-      </w:r>
-    </w:p>
-    <w:p>
-      <w:pPr>
-        <w:pStyle w:val="BodyText"/>
-      </w:pPr>
-      <w:r>
-        <w:t xml:space="preserve">올가: 서명. 읽으시는 동안 셌어요. 83명 서명. 둘은 — 안 했어요. 누군지는 — 말 안 해요. 당신한테도.</w:t>
-      </w:r>
-    </w:p>
-    <w:p>
-      <w:pPr>
-        <w:pStyle w:val="BodyText"/>
-      </w:pPr>
-      <w:r>
-        <w:t xml:space="preserve">알렉세이: 둘은 — 안 했다. 그게 맞아요. 정직했다는 뜻이니까. 85명 전원이 서명했다면 — 오히려 무서웠을 거예요.</w:t>
-      </w:r>
-    </w:p>
-    <w:p>
-      <w:pPr>
-        <w:pStyle w:val="BodyText"/>
-      </w:pPr>
-      <w:r>
-        <w:t xml:space="preserve">이리나: 83명. 블라디보스토크 더하기. 코르닐로바 더하기. 여름은 메워졌어요. 명단 없이. 새 대출 없이. 글레브 없이.</w:t>
-      </w:r>
-    </w:p>
-    <w:p>
-      <w:pPr>
-        <w:pStyle w:val="BodyText"/>
-      </w:pPr>
-      <w:r>
-        <w:t xml:space="preserve">키릴: 의사록에 반대 의견도 없이요. 하나도.</w:t>
-      </w:r>
-    </w:p>
-    <w:p>
-      <w:pPr>
-        <w:pStyle w:val="BodyText"/>
-      </w:pPr>
-      <w:r>
-        <w:t xml:space="preserve">나타샤: 알렉세이 니콜라예비치… 전 서명 안 했어요. 그 둘 중 하나예요. 죄송해요.</w:t>
-      </w:r>
-    </w:p>
-    <w:p>
-      <w:pPr>
-        <w:pStyle w:val="BodyText"/>
-      </w:pPr>
-      <w:r>
-        <w:t xml:space="preserve">알렉세이: 사과하지 마요, 나타샤. 해도 된다고 약속한 걸 그대로 한 거예요. 그게 정직이에요.</w:t>
-      </w:r>
-    </w:p>
-    <w:p>
-      <w:pPr>
-        <w:pStyle w:val="BodyText"/>
-      </w:pPr>
-      <w:r>
-        <w:t xml:space="preserve">나타샤: 나중에 서명해도 될까요? 가을에? 그땐 좀 나을 거예요.</w:t>
-      </w:r>
-    </w:p>
-    <w:p>
-      <w:pPr>
-        <w:pStyle w:val="BodyText"/>
-      </w:pPr>
-      <w:r>
-        <w:t xml:space="preserve">올가: 안 해도 돼요, 나타샤. 가을에도, 그 뒤에도. 그냥 일하세요.</w:t>
-      </w:r>
-    </w:p>
-    <w:p>
-      <w:pPr>
-        <w:pStyle w:val="BodyText"/>
-      </w:pPr>
-      <w:r>
-        <w:t xml:space="preserve">조야: 제가 말해도 될까요? 마지막으로. 상담선 전체를 대신해서. 우린 5년 동안 밤에 남의 환자들 전화를 받아요. 다들 물어요: 「어느 회사세요?」 전 말해요: 「’모스트’요」. 오늘 그게 무슨 뜻인지 알았어요. 우리는 함께라는 뜻이에요. 서명해서가 아니라. 우리 이름을 소리 내 읽어 줘서요.</w:t>
+        <w:t xml:space="preserve">코르닐로바: 여기 있어요. 우는 거 아니에요, 그냥 알레르기예요.</w:t>
+      </w:r>
+    </w:p>
+    <w:p>
+      <w:pPr>
+        <w:pStyle w:val="BodyText"/>
+      </w:pPr>
+      <w:r>
+        <w:t xml:space="preserve">알렉세이: 표트르 오를로프. 소모프 키릴. 그리고 예순여덟 명 더. 전부 읽을게요, 전혀 힘들지 않아요.</w:t>
+      </w:r>
+    </w:p>
+    <w:p>
+      <w:pPr>
+        <w:pStyle w:val="BodyText"/>
+      </w:pPr>
+      <w:r>
+        <w:t xml:space="preserve">디마: 읽으세요, 알렉세이 니콜라예비치. 우린 하나도 안 바빠요.</w:t>
+      </w:r>
+    </w:p>
+    <w:p>
+      <w:pPr>
+        <w:pStyle w:val="BodyText"/>
+      </w:pPr>
+      <w:r>
+        <w:t xml:space="preserve">알렉세이: 85명, 전원. 명단을 다 읽었어요. 이게 우리 명단이고, 아무도 지우지 않을 거예요.</w:t>
+      </w:r>
+    </w:p>
+    <w:p>
+      <w:pPr>
+        <w:pStyle w:val="BodyText"/>
+      </w:pPr>
+      <w:r>
+        <w:t xml:space="preserve">올가: 읽으시는 동안 서명을 셌어요. 83명이 서명했고 둘은 안 했어요. 누군지는 당신한테도 말 안 해요.</w:t>
+      </w:r>
+    </w:p>
+    <w:p>
+      <w:pPr>
+        <w:pStyle w:val="BodyText"/>
+      </w:pPr>
+      <w:r>
+        <w:t xml:space="preserve">알렉세이: 둘은 서명 안 했다 — 그게 맞아요, 정직했다는 뜻이니까요. 85명 전원이 서명했다면 오히려 무서웠을 거예요.</w:t>
+      </w:r>
+    </w:p>
+    <w:p>
+      <w:pPr>
+        <w:pStyle w:val="BodyText"/>
+      </w:pPr>
+      <w:r>
+        <w:t xml:space="preserve">이리나: 서명 83명에 블라디보스토크, 코르닐로바까지. 여름은 메워졌어요: 명단도, 새 대출도, 글레브도 없이요.</w:t>
+      </w:r>
+    </w:p>
+    <w:p>
+      <w:pPr>
+        <w:pStyle w:val="BodyText"/>
+      </w:pPr>
+      <w:r>
+        <w:t xml:space="preserve">키릴: 의사록에 반대 의견도 없이요, 하나도요. 일부러 확인했어요.</w:t>
+      </w:r>
+    </w:p>
+    <w:p>
+      <w:pPr>
+        <w:pStyle w:val="BodyText"/>
+      </w:pPr>
+      <w:r>
+        <w:t xml:space="preserve">나타샤: 알렉세이 니콜라예비치… 전 서명 안 했어요, 그 둘 중 하나예요. 죄송해요.</w:t>
+      </w:r>
+    </w:p>
+    <w:p>
+      <w:pPr>
+        <w:pStyle w:val="BodyText"/>
+      </w:pPr>
+      <w:r>
+        <w:t xml:space="preserve">알렉세이: 사과하지 마요, 나타샤. 해도 된다고 약속한 걸 그대로 한 거예요. 그게 바로 정직이에요.</w:t>
+      </w:r>
+    </w:p>
+    <w:p>
+      <w:pPr>
+        <w:pStyle w:val="BodyText"/>
+      </w:pPr>
+      <w:r>
+        <w:t xml:space="preserve">나타샤: 그럼 나중에, 가을에 서명해도 될까요? 그땐 좀 나을 거예요.</w:t>
+      </w:r>
+    </w:p>
+    <w:p>
+      <w:pPr>
+        <w:pStyle w:val="BodyText"/>
+      </w:pPr>
+      <w:r>
+        <w:t xml:space="preserve">올가: 안 해도 돼요, 나타샤, 가을에도 그 뒤에도요. 하던 대로 그냥 일하세요.</w:t>
+      </w:r>
+    </w:p>
+    <w:p>
+      <w:pPr>
+        <w:pStyle w:val="BodyText"/>
+      </w:pPr>
+      <w:r>
+        <w:t xml:space="preserve">조야: 제가 말해도 될까요? 마지막으로, 상담선 전체를 대신해서요. 우린 5년 동안 밤에 남의 환자들 전화를 받아요. 다들 물어요: 「어느 회사세요?」 전 말해요: 「’모스트’요」. 오늘 그게 무슨 뜻인지 알았어요. 우리는 함께라는 뜻이에요. 서명해서가 아니라, 모두 앞에서 한 사람 한 사람 이름을 소리 내 읽어 줬기 때문에요.</w:t>
       </w:r>
     </w:p>
     <w:p>
@@ -4314,23 +4314,23 @@
         <w:pStyle w:val="BodyText"/>
       </w:pPr>
       <w:r>
-        <w:t xml:space="preserve">디마: 끝이에요? 해산해요?</w:t>
-      </w:r>
-    </w:p>
-    <w:p>
-      <w:pPr>
-        <w:pStyle w:val="BodyText"/>
-      </w:pPr>
-      <w:r>
-        <w:t xml:space="preserve">알렉세이: 아니요. 하나 더. 이리나 세르게예브나가 카드를 가져왔어요. 6월 생일자들에게. 일곱 명. 서명돼 있어요.</w:t>
-      </w:r>
-    </w:p>
-    <w:p>
-      <w:pPr>
-        <w:pStyle w:val="BodyText"/>
-      </w:pPr>
-      <w:r>
-        <w:t xml:space="preserve">제냐: 저 — 20일이에요. 이리나 세르게예브나… 정말 기억하세요?</w:t>
+        <w:t xml:space="preserve">디마: 이게 다예요? 해산해도 돼요?</w:t>
+      </w:r>
+    </w:p>
+    <w:p>
+      <w:pPr>
+        <w:pStyle w:val="BodyText"/>
+      </w:pPr>
+      <w:r>
+        <w:t xml:space="preserve">알렉세이: 아니요, 하나 더. 이리나 세르게예브나가 6월 생일자 일곱 명에게 줄 카드를 가져왔어요. 다 서명돼 있어요.</w:t>
+      </w:r>
+    </w:p>
+    <w:p>
+      <w:pPr>
+        <w:pStyle w:val="BodyText"/>
+      </w:pPr>
+      <w:r>
+        <w:t xml:space="preserve">제냐: 제 생일이 20일이에요. 이리나 세르게예브나… 정말 기억하세요?</w:t>
       </w:r>
     </w:p>
     <w:bookmarkEnd w:id="36"/>
@@ -4348,55 +4348,55 @@
         <w:pStyle w:val="FirstParagraph"/>
       </w:pPr>
       <w:r>
-        <w:t xml:space="preserve">이리나: 다 갔어요. 의자들이 — 결혼식 끝난 뒤 같아요. 누가 목도리를 두고 갔네요.</w:t>
-      </w:r>
-    </w:p>
-    <w:p>
-      <w:pPr>
-        <w:pStyle w:val="BodyText"/>
-      </w:pPr>
-      <w:r>
-        <w:t xml:space="preserve">알렉세이: 코르닐로바 선생님 거예요. 「알레르기」. 월요일에 갖다 드릴게요.</w:t>
-      </w:r>
-    </w:p>
-    <w:p>
-      <w:pPr>
-        <w:pStyle w:val="BodyText"/>
-      </w:pPr>
-      <w:r>
-        <w:t xml:space="preserve">이리나: 알렉세이, 숫자 하나 말해도 돼요? 오늘의 마지막.</w:t>
-      </w:r>
-    </w:p>
-    <w:p>
-      <w:pPr>
-        <w:pStyle w:val="BodyText"/>
-      </w:pPr>
-      <w:r>
-        <w:t xml:space="preserve">알렉세이: 돼요.</w:t>
-      </w:r>
-    </w:p>
-    <w:p>
-      <w:pPr>
-        <w:pStyle w:val="BodyText"/>
-      </w:pPr>
-      <w:r>
-        <w:t xml:space="preserve">이리나: 3월에 그랬죠: 감원 안 하면 — 9월엔 40명 아니면 폐업이라고. 제가 틀렸어요.</w:t>
-      </w:r>
-    </w:p>
-    <w:p>
-      <w:pPr>
-        <w:pStyle w:val="BodyText"/>
-      </w:pPr>
-      <w:r>
-        <w:t xml:space="preserve">알렉세이: 틀리지 않았어요. 3월을 계산했죠. 제대로 계산했어요. 그런데 그 뒤로 거절이 있었고, 은행, 편지를 보낸 세진, 빈 칸을 내준 트카치, 자기 30퍼센트를 내놓은 코르닐로바가 있었어요. 3월엔 어느 표에도 없던 것들이에요. 당신이 일찍 진실을 말했기 때문에 생긴 거예요.</w:t>
-      </w:r>
-    </w:p>
-    <w:p>
-      <w:pPr>
-        <w:pStyle w:val="BodyText"/>
-      </w:pPr>
-      <w:r>
-        <w:t xml:space="preserve">이리나: 없었죠. 전 돈을 계산했어요. 사람은 계산 안 했어요. 감사인은 사람을 안 세요. 직업병이에요.</w:t>
+        <w:t xml:space="preserve">이리나: 다 갔어요. 의자들이 결혼식 끝난 뒤 같네요. 누가 목도리까지 두고 갔어요.</w:t>
+      </w:r>
+    </w:p>
+    <w:p>
+      <w:pPr>
+        <w:pStyle w:val="BodyText"/>
+      </w:pPr>
+      <w:r>
+        <w:t xml:space="preserve">알렉세이: 「알레르기」가 있는 코르닐로바 선생님 거예요. 월요일에 갖다 드릴게요.</w:t>
+      </w:r>
+    </w:p>
+    <w:p>
+      <w:pPr>
+        <w:pStyle w:val="BodyText"/>
+      </w:pPr>
+      <w:r>
+        <w:t xml:space="preserve">이리나: 알렉세이, 숫자 하나 말해도 돼요? 오늘의 마지막 숫자요.</w:t>
+      </w:r>
+    </w:p>
+    <w:p>
+      <w:pPr>
+        <w:pStyle w:val="BodyText"/>
+      </w:pPr>
+      <w:r>
+        <w:t xml:space="preserve">알렉세이: 물론이죠, 이리나. 오늘은 다 돼요.</w:t>
+      </w:r>
+    </w:p>
+    <w:p>
+      <w:pPr>
+        <w:pStyle w:val="BodyText"/>
+      </w:pPr>
+      <w:r>
+        <w:t xml:space="preserve">이리나: 3월에 감원 안 하면 9월엔 40명을 줄이거나 문을 닫아야 한다고 했죠. 제가 틀렸어요.</w:t>
+      </w:r>
+    </w:p>
+    <w:p>
+      <w:pPr>
+        <w:pStyle w:val="BodyText"/>
+      </w:pPr>
+      <w:r>
+        <w:t xml:space="preserve">알렉세이: 틀리지 않았어요. 3월을 계산했고, 제대로 계산했어요. 그런데 그 뒤로 거절, 은행, 편지를 보낸 세진, 빈 칸을 내준 트카치, 자기 30퍼센트를 내놓은 코르닐로바가 있었어요. 3월엔 어느 표에도 없던 것들이에요. 당신이 일찍 진실을 말했기 때문에 생긴 거예요.</w:t>
+      </w:r>
+    </w:p>
+    <w:p>
+      <w:pPr>
+        <w:pStyle w:val="BodyText"/>
+      </w:pPr>
+      <w:r>
+        <w:t xml:space="preserve">이리나: 없었죠. 전 돈은 계산했지만 사람은 계산 안 했어요. 감사인은 사람을 안 세요, 직업병이에요.</w:t>
       </w:r>
     </w:p>
     <w:p>
@@ -4412,55 +4412,55 @@
         <w:pStyle w:val="BodyText"/>
       </w:pPr>
       <w:r>
-        <w:t xml:space="preserve">이리나: 기억해요. 봐요. 틀렸어요. 감사 8년, 「모스트」 6년 중 최고의 오류예요. 적어 둬도 될까요?</w:t>
-      </w:r>
-    </w:p>
-    <w:p>
-      <w:pPr>
-        <w:pStyle w:val="BodyText"/>
-      </w:pPr>
-      <w:r>
-        <w:t xml:space="preserve">알렉세이: 어디에요?</w:t>
-      </w:r>
-    </w:p>
-    <w:p>
-      <w:pPr>
-        <w:pStyle w:val="BodyText"/>
-      </w:pPr>
-      <w:r>
-        <w:t xml:space="preserve">이리나: 각주에. 작은 글씨로. 할인을 묻지 않은 파트너 다섯 옆에.</w:t>
-      </w:r>
-    </w:p>
-    <w:p>
-      <w:pPr>
-        <w:pStyle w:val="BodyText"/>
-      </w:pPr>
-      <w:r>
-        <w:t xml:space="preserve">알렉세이: 벌써 각주가 한 페이지네요.</w:t>
-      </w:r>
-    </w:p>
-    <w:p>
-      <w:pPr>
-        <w:pStyle w:val="BodyText"/>
-      </w:pPr>
-      <w:r>
-        <w:t xml:space="preserve">이리나: 그게 진짜 보고서예요. 숫자는 — 위에. 진실은 — 아래에. 작은 글씨로.</w:t>
-      </w:r>
-    </w:p>
-    <w:p>
-      <w:pPr>
-        <w:pStyle w:val="BodyText"/>
-      </w:pPr>
-      <w:r>
-        <w:t xml:space="preserve">알렉세이: 이리나… 말 놓자는 건 아니에요. 그냥 말하고 싶었어요: 직접 지워 줘서 고마워요.</w:t>
-      </w:r>
-    </w:p>
-    <w:p>
-      <w:pPr>
-        <w:pStyle w:val="BodyText"/>
-      </w:pPr>
-      <w:r>
-        <w:t xml:space="preserve">이리나: 말 놓는 건 — 나중에요. 내가 옳을 때. 올랴가 그게 규칙이래요. 가요. 불 끄세요. 목도리 — 잊지 마시고요.</w:t>
+        <w:t xml:space="preserve">이리나: 기억해요. 그리고 봐요, 틀렸어요. 감사 8년, 「모스트」 6년 중 최고의 오류예요. 적어 둬도 될까요?</w:t>
+      </w:r>
+    </w:p>
+    <w:p>
+      <w:pPr>
+        <w:pStyle w:val="BodyText"/>
+      </w:pPr>
+      <w:r>
+        <w:t xml:space="preserve">알렉세이: 어디에 적을 건데요, 이리나?</w:t>
+      </w:r>
+    </w:p>
+    <w:p>
+      <w:pPr>
+        <w:pStyle w:val="BodyText"/>
+      </w:pPr>
+      <w:r>
+        <w:t xml:space="preserve">이리나: 각주에, 작은 글씨로요. 할인을 묻지 않은 파트너 다섯 옆에요.</w:t>
+      </w:r>
+    </w:p>
+    <w:p>
+      <w:pPr>
+        <w:pStyle w:val="BodyText"/>
+      </w:pPr>
+      <w:r>
+        <w:t xml:space="preserve">알렉세이: 벌써 각주가 한 페이지나 되네요.</w:t>
+      </w:r>
+    </w:p>
+    <w:p>
+      <w:pPr>
+        <w:pStyle w:val="BodyText"/>
+      </w:pPr>
+      <w:r>
+        <w:t xml:space="preserve">이리나: 그게 진짜 보고서예요. 숫자는 — 위에. 진실은 — 아래에, 작은 글씨로.</w:t>
+      </w:r>
+    </w:p>
+    <w:p>
+      <w:pPr>
+        <w:pStyle w:val="BodyText"/>
+      </w:pPr>
+      <w:r>
+        <w:t xml:space="preserve">알렉세이: 이리나… 말 놓자는 건 아니에요. 그냥 감원을 직접 지워 줘서 고맙다고 말하고 싶었어요.</w:t>
+      </w:r>
+    </w:p>
+    <w:p>
+      <w:pPr>
+        <w:pStyle w:val="BodyText"/>
+      </w:pPr>
+      <w:r>
+        <w:t xml:space="preserve">이리나: 말 놓는 건 나중에요, 내가 옳을 때. 올랴가 그게 규칙이래요. 가요, 불 끄시고 목도리 잊지 마세요.</w:t>
       </w:r>
     </w:p>
     <w:bookmarkEnd w:id="37"/>
